--- a/tests/corpus_v2/docs/cx_sale_0027.docx
+++ b/tests/corpus_v2/docs/cx_sale_0027.docx
@@ -21,7 +21,13 @@
         <w:rPr>
           <w:b/>
         </w:rPr>
-        <w:t xml:space="preserve">№ 75/2025-А</w:t>
+        <w:t xml:space="preserve">№ </w:t>
+      </w:r>
+      <w:r>
+        <w:rPr>
+          <w:b/>
+        </w:rPr>
+        <w:t xml:space="preserve">5/14</w:t>
       </w:r>
     </w:p>
     <w:p/>
@@ -33,7 +39,7 @@
         <w:t xml:space="preserve">     </w:t>
       </w:r>
       <w:r>
-        <w:t xml:space="preserve">«24» января 2024 г.</w:t>
+        <w:t xml:space="preserve">24 января 2024 г.</w:t>
       </w:r>
     </w:p>
     <w:p/>
@@ -72,10 +78,10 @@
         <w:t xml:space="preserve">, именуемая в дальнейшем «Покупатель», действующая на основании свидетельства о государственной регистрации</w:t>
       </w:r>
       <w:r>
-        <w:t xml:space="preserve">, с другой стороны, совместно именуемые «Стороны», заключили настоящий </w:t>
-      </w:r>
-      <w:r>
-        <w:t xml:space="preserve">Договор № 25/2023-С</w:t>
+        <w:t xml:space="preserve">, с другой стороны, совместно именуемые «Стороны», заключили настоящий Договор № </w:t>
+      </w:r>
+      <w:r>
+        <w:t xml:space="preserve">25/2023-С</w:t>
       </w:r>
       <w:r>
         <w:t xml:space="preserve"> (далее — Договор) о нижеследующем:</w:t>
@@ -122,7 +128,19 @@
         <w:t xml:space="preserve">Расчёты производятся через аккредитив, открываемый Покупателем. Сумма аккредитива: </w:t>
       </w:r>
       <w:r>
-        <w:t xml:space="preserve">25 000 ₽</w:t>
+        <w:t xml:space="preserve">Пятьсот пятнадцать тысяч рублей 00 копеек</w:t>
+      </w:r>
+      <w:r>
+        <w:t xml:space="preserve">, включая НДС </w:t>
+      </w:r>
+      <w:r>
+        <w:t xml:space="preserve">22%</w:t>
+      </w:r>
+      <w:r>
+        <w:t xml:space="preserve"> в размере </w:t>
+      </w:r>
+      <w:r>
+        <w:t xml:space="preserve">1 100 000,7 (Один миллион сто тысяч) руб.</w:t>
       </w:r>
       <w:r>
         <w:t xml:space="preserve">.</w:t>
@@ -142,7 +160,7 @@
         <w:t xml:space="preserve">2.1. Общая цена Договора: </w:t>
       </w:r>
       <w:r>
-        <w:t xml:space="preserve">7 000 RUB</w:t>
+        <w:t xml:space="preserve">____ руб. (_____)_____ коп., включая НДС ___ руб. (_____)_____ коп.</w:t>
       </w:r>
       <w:r>
         <w:t xml:space="preserve">.</w:t>
@@ -153,7 +171,13 @@
         <w:t xml:space="preserve">2.2. Налог: </w:t>
       </w:r>
       <w:r>
-        <w:t xml:space="preserve">0,3% от стоимости</w:t>
+        <w:t xml:space="preserve">7 (семь) процентов от стоимости неоплаченных работ</w:t>
+      </w:r>
+      <w:r>
+        <w:t xml:space="preserve">, но не более </w:t>
+      </w:r>
+      <w:r>
+        <w:t xml:space="preserve">5 (пять) процентов от цены Договора</w:t>
       </w:r>
       <w:r>
         <w:t xml:space="preserve">.</w:t>
@@ -164,7 +188,7 @@
         <w:t xml:space="preserve">2.3. Срок оплаты — </w:t>
       </w:r>
       <w:r>
-        <w:t xml:space="preserve">в течение 10 рабочих дней с момента подписания акта</w:t>
+        <w:t xml:space="preserve">в течение 45 банковских дней с момента выставления счета</w:t>
       </w:r>
       <w:r>
         <w:t xml:space="preserve">.</w:t>
@@ -184,7 +208,7 @@
         <w:t xml:space="preserve">, артикул </w:t>
       </w:r>
       <w:r>
-        <w:t xml:space="preserve">RM-4549-21</w:t>
+        <w:t xml:space="preserve">RM-7703-41</w:t>
       </w:r>
       <w:r>
         <w:t xml:space="preserve">, код </w:t>
@@ -244,7 +268,13 @@
         <w:t xml:space="preserve">. Цена — </w:t>
       </w:r>
       <w:r>
-        <w:t xml:space="preserve">250 000 руб.</w:t>
+        <w:t xml:space="preserve">не менее 88 600 000 (Восьмидесяти восьми миллионов шестисот тысяч) рублей</w:t>
+      </w:r>
+      <w:r>
+        <w:t xml:space="preserve">, в т.ч. НДС </w:t>
+      </w:r>
+      <w:r>
+        <w:t xml:space="preserve">18%</w:t>
       </w:r>
       <w:r>
         <w:t xml:space="preserve">.</w:t>
@@ -264,7 +294,7 @@
         <w:t xml:space="preserve">3.1. Место исполнения обязательств: </w:t>
       </w:r>
       <w:r>
-        <w:t xml:space="preserve">394000, г. Воронеж, проезд Кирова, д. 64, кв. 15</w:t>
+        <w:t xml:space="preserve">344002, г. Ростов-на-Дону, пер. Советская, д. 3, кв. 71</w:t>
       </w:r>
       <w:r>
         <w:t xml:space="preserve">.</w:t>
@@ -281,7 +311,7 @@
         <w:t xml:space="preserve"> по телефону </w:t>
       </w:r>
       <w:r>
-        <w:t xml:space="preserve">+7 (812) 117-45-56</w:t>
+        <w:t xml:space="preserve">+7 (812) 132-63-47</w:t>
       </w:r>
       <w:r>
         <w:t xml:space="preserve">.</w:t>
@@ -292,7 +322,7 @@
         <w:t xml:space="preserve">3.3. Срок исполнения обязательств — </w:t>
       </w:r>
       <w:r>
-        <w:t xml:space="preserve">30 дней с момента заключения контракта</w:t>
+        <w:t xml:space="preserve">не позднее 12.08.2025</w:t>
       </w:r>
       <w:r>
         <w:t xml:space="preserve">.</w:t>
@@ -323,13 +353,19 @@
         <w:t xml:space="preserve">Размер неустойки за нарушение сроков оплаты: </w:t>
       </w:r>
       <w:r>
-        <w:t xml:space="preserve">18% годовых</w:t>
+        <w:t xml:space="preserve">1/150 ключевой ставки ЦБ РФ за каждый день просрочки</w:t>
       </w:r>
       <w:r>
         <w:t xml:space="preserve">. Предельный размер ответственности: </w:t>
       </w:r>
       <w:r>
-        <w:t xml:space="preserve">не более 20% от цены договора</w:t>
+        <w:t xml:space="preserve">1/130 ключевой ставки ЦБ РФ годовых</w:t>
+      </w:r>
+      <w:r>
+        <w:t xml:space="preserve">, но не более </w:t>
+      </w:r>
+      <w:r>
+        <w:t xml:space="preserve">15% от цены Договора</w:t>
       </w:r>
       <w:r>
         <w:t xml:space="preserve">.</w:t>
@@ -351,7 +387,7 @@
         <w:t xml:space="preserve">Сторона, для которой создалась невозможность исполнения, обязана уведомить другую Сторону. Срок уведомления — </w:t>
       </w:r>
       <w:r>
-        <w:t xml:space="preserve">25 рабочих дней с момента поступления денежных средств на расчетный счет</w:t>
+        <w:t xml:space="preserve">в течение 45 рабочих дней с момента заключения контракта</w:t>
       </w:r>
       <w:r>
         <w:t xml:space="preserve">.</w:t>
@@ -365,13 +401,79 @@
         <w:t xml:space="preserve">Все споры и разногласия решаются путём переговоров. Претензионный порядок обязателен, срок ответа на претензию — </w:t>
       </w:r>
       <w:r>
-        <w:t xml:space="preserve">14 рабочих дней</w:t>
-      </w:r>
-      <w:r>
-        <w:t xml:space="preserve">.</w:t>
-      </w:r>
-    </w:p>
-    <w:p/>
+        <w:t xml:space="preserve">в течение 14 (Четырнадцати) дней с момента выставления счета</w:t>
+      </w:r>
+      <w:r>
+        <w:t xml:space="preserve">.</w:t>
+      </w:r>
+    </w:p>
+    <w:p/>
+    <w:p/>
+    <w:p/>
+    <w:p>
+      <w:r>
+        <w:rPr>
+          <w:b/>
+        </w:rPr>
+        <w:t xml:space="preserve">9. КОНТРОЛЬНЫЕ ВЕЛИЧИНЫ</w:t>
+      </w:r>
+    </w:p>
+    <w:p>
+      <w:r>
+        <w:t xml:space="preserve">9.1. Контрольная запись: </w:t>
+      </w:r>
+      <w:r>
+        <w:rPr>
+          <w:b/>
+        </w:rPr>
+        <w:t xml:space="preserve">не позднее 05.05.20</w:t>
+      </w:r>
+      <w:r>
+        <w:t xml:space="preserve">25</w:t>
+      </w:r>
+      <w:r>
+        <w:t xml:space="preserve">.</w:t>
+      </w:r>
+    </w:p>
+    <w:p>
+      <w:r>
+        <w:t xml:space="preserve">9.2. Контрольная запись: </w:t>
+      </w:r>
+      <w:r>
+        <w:t xml:space="preserve">32/21</w:t>
+      </w:r>
+      <w:r>
+        <w:t xml:space="preserve">.</w:t>
+      </w:r>
+    </w:p>
+    <w:p>
+      <w:r>
+        <w:t xml:space="preserve">9.3. Контрольная запись: </w:t>
+      </w:r>
+      <w:r>
+        <w:rPr>
+          <w:b/>
+        </w:rPr>
+        <w:t xml:space="preserve">17 3</w:t>
+      </w:r>
+      <w:r>
+        <w:t xml:space="preserve">00 000,9 (Семнадцать миллионов триста тысяч) руб.</w:t>
+      </w:r>
+      <w:r>
+        <w:t xml:space="preserve">.</w:t>
+      </w:r>
+    </w:p>
+    <w:p>
+      <w:r>
+        <w:t xml:space="preserve">9.4. Контрольная запись: </w:t>
+      </w:r>
+      <w:r>
+        <w:t xml:space="preserve">1/300 ключевой ставки Ц­Б‍ РФ от общей суммы счета</w:t>
+      </w:r>
+      <w:r>
+        <w:t xml:space="preserve">.</w:t>
+      </w:r>
+    </w:p>
     <w:p/>
     <w:p/>
     <w:p>
@@ -388,7 +490,7 @@
       </w:r>
       <w:fldSimple w:instr=" DOCPROPERTY &quot;Value&quot; \* MERGEFORMAT ">
         <w:r>
-          <w:t xml:space="preserve">1/300 ключевой ставки ЦБ РФ</w:t>
+          <w:t xml:space="preserve">5 (пять) процентов от цены Договора</w:t>
         </w:r>
       </w:fldSimple>
       <w:r>
@@ -408,7 +510,7 @@
         </w:sdtPr>
         <w:sdtContent>
           <w:r>
-            <w:t xml:space="preserve">не позднее 16.08.2026</w:t>
+            <w:t xml:space="preserve">в течение 30 календарных дней с момента поступления денежных средств на расчетный счет</w:t>
           </w:r>
         </w:sdtContent>
       </w:sdt>
@@ -464,7 +566,7 @@
               <w:t xml:space="preserve">Юридический адрес: </w:t>
             </w:r>
             <w:r>
-              <w:t xml:space="preserve">170100, г. Тверь, наб. Октябрьская, д. 1, кв. 46</w:t>
+              <w:t xml:space="preserve">420111, г. Казань, наб. Профсоюзная, д. 26, кв. 74</w:t>
             </w:r>
           </w:p>
           <w:p>
@@ -472,7 +574,7 @@
               <w:t xml:space="preserve">Почтовый адрес: </w:t>
             </w:r>
             <w:r>
-              <w:t xml:space="preserve">443010, г. Самара, пер. Кутузовский, д. 47, кв. 147</w:t>
+              <w:t xml:space="preserve">170100, г. Тверь, просп. Победы, д. 87, кв. 93</w:t>
             </w:r>
           </w:p>
           <w:p>
@@ -527,7 +629,7 @@
               <w:t xml:space="preserve">Тел.: </w:t>
             </w:r>
             <w:r>
-              <w:t xml:space="preserve">+7 (843) 169-59-36</w:t>
+              <w:t xml:space="preserve">+7 (383) 292-69-37</w:t>
             </w:r>
           </w:p>
           <w:p>
@@ -573,7 +675,7 @@
               <w:t xml:space="preserve">Адрес регистрации: </w:t>
             </w:r>
             <w:r>
-              <w:t xml:space="preserve">141400, г. Химки, ш. Промышленная, д. 21, кв. 65</w:t>
+              <w:t xml:space="preserve">141300, г. Сергиев Посад, ул. Строителей, д. 61, кв. 199</w:t>
             </w:r>
           </w:p>
           <w:p>
@@ -612,7 +714,7 @@
               <w:t xml:space="preserve">Тел.: </w:t>
             </w:r>
             <w:r>
-              <w:t xml:space="preserve">+7 (499) 788-56-78</w:t>
+              <w:t xml:space="preserve">+7 (383) 767-67-60</w:t>
             </w:r>
           </w:p>
           <w:p>
@@ -620,7 +722,7 @@
               <w:t xml:space="preserve">E-mail: </w:t>
             </w:r>
             <w:r>
-              <w:t xml:space="preserve">sokolova@gmail.com</w:t>
+              <w:t xml:space="preserve">sokolova@yandex.ru</w:t>
             </w:r>
           </w:p>
           <w:p/>

--- a/tests/corpus_v2/docs/cx_sale_0027.docx
+++ b/tests/corpus_v2/docs/cx_sale_0027.docx
@@ -440,7 +440,13 @@
         <w:t xml:space="preserve">9.2. Контрольная запись: </w:t>
       </w:r>
       <w:r>
-        <w:t xml:space="preserve">32/21</w:t>
+        <w:rPr>
+          <w:b/>
+        </w:rPr>
+        <w:t xml:space="preserve">3</w:t>
+      </w:r>
+      <w:r>
+        <w:t xml:space="preserve">2/21</w:t>
       </w:r>
       <w:r>
         <w:t xml:space="preserve">.</w:t>

--- a/tests/corpus_v2/docs/cx_sale_0027.docx
+++ b/tests/corpus_v2/docs/cx_sale_0027.docx
@@ -27,7 +27,7 @@
         <w:rPr>
           <w:b/>
         </w:rPr>
-        <w:t xml:space="preserve">5/14</w:t>
+        <w:t xml:space="preserve">38/2025-А</w:t>
       </w:r>
     </w:p>
     <w:p/>
@@ -81,7 +81,7 @@
         <w:t xml:space="preserve">, с другой стороны, совместно именуемые «Стороны», заключили настоящий Договор № </w:t>
       </w:r>
       <w:r>
-        <w:t xml:space="preserve">25/2023-С</w:t>
+        <w:t xml:space="preserve">34962/256-сс</w:t>
       </w:r>
       <w:r>
         <w:t xml:space="preserve"> (далее — Договор) о нижеследующем:</w:t>
@@ -128,7 +128,7 @@
         <w:t xml:space="preserve">Расчёты производятся через аккредитив, открываемый Покупателем. Сумма аккредитива: </w:t>
       </w:r>
       <w:r>
-        <w:t xml:space="preserve">Пятьсот пятнадцать тысяч рублей 00 копеек</w:t>
+        <w:t xml:space="preserve">Три миллиона пятьсот десять тысяч рублей 00 копеек</w:t>
       </w:r>
       <w:r>
         <w:t xml:space="preserve">, включая НДС </w:t>
@@ -140,7 +140,7 @@
         <w:t xml:space="preserve"> в размере </w:t>
       </w:r>
       <w:r>
-        <w:t xml:space="preserve">1 100 000,7 (Один миллион сто тысяч) руб.</w:t>
+        <w:t xml:space="preserve">282 000,4 (Двести восемьдесят две тысячи) руб.</w:t>
       </w:r>
       <w:r>
         <w:t xml:space="preserve">.</w:t>
@@ -171,13 +171,13 @@
         <w:t xml:space="preserve">2.2. Налог: </w:t>
       </w:r>
       <w:r>
-        <w:t xml:space="preserve">7 (семь) процентов от стоимости неоплаченных работ</w:t>
+        <w:t xml:space="preserve">15 (пятнадцать) процентов от стоимости неоплаченных работ</w:t>
       </w:r>
       <w:r>
         <w:t xml:space="preserve">, но не более </w:t>
       </w:r>
       <w:r>
-        <w:t xml:space="preserve">5 (пять) процентов от цены Договора</w:t>
+        <w:t xml:space="preserve">7 (семь) процентов от цены Договора</w:t>
       </w:r>
       <w:r>
         <w:t xml:space="preserve">.</w:t>
@@ -188,7 +188,7 @@
         <w:t xml:space="preserve">2.3. Срок оплаты — </w:t>
       </w:r>
       <w:r>
-        <w:t xml:space="preserve">в течение 45 банковских дней с момента выставления счета</w:t>
+        <w:t xml:space="preserve">в течение 5 банковских дней с момента выставления счета</w:t>
       </w:r>
       <w:r>
         <w:t xml:space="preserve">.</w:t>
@@ -208,7 +208,7 @@
         <w:t xml:space="preserve">, артикул </w:t>
       </w:r>
       <w:r>
-        <w:t xml:space="preserve">RM-7703-41</w:t>
+        <w:t xml:space="preserve">RM-8468-62</w:t>
       </w:r>
       <w:r>
         <w:t xml:space="preserve">, код </w:t>
@@ -268,7 +268,7 @@
         <w:t xml:space="preserve">. Цена — </w:t>
       </w:r>
       <w:r>
-        <w:t xml:space="preserve">не менее 88 600 000 (Восьмидесяти восьми миллионов шестисот тысяч) рублей</w:t>
+        <w:t xml:space="preserve">не менее 749 000 (Семисот сорока девяти тысяч) рублей</w:t>
       </w:r>
       <w:r>
         <w:t xml:space="preserve">, в т.ч. НДС </w:t>
@@ -294,7 +294,7 @@
         <w:t xml:space="preserve">3.1. Место исполнения обязательств: </w:t>
       </w:r>
       <w:r>
-        <w:t xml:space="preserve">344002, г. Ростов-на-Дону, пер. Советская, д. 3, кв. 71</w:t>
+        <w:t xml:space="preserve">143000, г. Одинцово, ул. Лесная, д. 37, кв. 5</w:t>
       </w:r>
       <w:r>
         <w:t xml:space="preserve">.</w:t>
@@ -311,7 +311,7 @@
         <w:t xml:space="preserve"> по телефону </w:t>
       </w:r>
       <w:r>
-        <w:t xml:space="preserve">+7 (812) 132-63-47</w:t>
+        <w:t xml:space="preserve">+7 (812) 475-14-63</w:t>
       </w:r>
       <w:r>
         <w:t xml:space="preserve">.</w:t>
@@ -322,7 +322,7 @@
         <w:t xml:space="preserve">3.3. Срок исполнения обязательств — </w:t>
       </w:r>
       <w:r>
-        <w:t xml:space="preserve">не позднее 12.08.2025</w:t>
+        <w:t xml:space="preserve">не позднее 10.06.2026</w:t>
       </w:r>
       <w:r>
         <w:t xml:space="preserve">.</w:t>
@@ -365,7 +365,7 @@
         <w:t xml:space="preserve">, но не более </w:t>
       </w:r>
       <w:r>
-        <w:t xml:space="preserve">15% от цены Договора</w:t>
+        <w:t xml:space="preserve">9% от цены Договора</w:t>
       </w:r>
       <w:r>
         <w:t xml:space="preserve">.</w:t>
@@ -401,7 +401,7 @@
         <w:t xml:space="preserve">Все споры и разногласия решаются путём переговоров. Претензионный порядок обязателен, срок ответа на претензию — </w:t>
       </w:r>
       <w:r>
-        <w:t xml:space="preserve">в течение 14 (Четырнадцати) дней с момента выставления счета</w:t>
+        <w:t xml:space="preserve">в течение 45 (Сорока пяти) дней с момента выставления счета</w:t>
       </w:r>
       <w:r>
         <w:t xml:space="preserve">.</w:t>
@@ -426,10 +426,10 @@
         <w:rPr>
           <w:b/>
         </w:rPr>
-        <w:t xml:space="preserve">не позднее 05.05.20</w:t>
-      </w:r>
-      <w:r>
-        <w:t xml:space="preserve">25</w:t>
+        <w:t xml:space="preserve">не позднее 09.03.20</w:t>
+      </w:r>
+      <w:r>
+        <w:t xml:space="preserve">26</w:t>
       </w:r>
       <w:r>
         <w:t xml:space="preserve">.</w:t>
@@ -443,27 +443,27 @@
         <w:rPr>
           <w:b/>
         </w:rPr>
+        <w:t xml:space="preserve">95/20</w:t>
+      </w:r>
+      <w:r>
+        <w:t xml:space="preserve">23-А</w:t>
+      </w:r>
+      <w:r>
+        <w:t xml:space="preserve">.</w:t>
+      </w:r>
+    </w:p>
+    <w:p>
+      <w:r>
+        <w:t xml:space="preserve">9.3. Контрольная запись: </w:t>
+      </w:r>
+      <w:r>
+        <w:rPr>
+          <w:b/>
+        </w:rPr>
         <w:t xml:space="preserve">3</w:t>
       </w:r>
       <w:r>
-        <w:t xml:space="preserve">2/21</w:t>
-      </w:r>
-      <w:r>
-        <w:t xml:space="preserve">.</w:t>
-      </w:r>
-    </w:p>
-    <w:p>
-      <w:r>
-        <w:t xml:space="preserve">9.3. Контрольная запись: </w:t>
-      </w:r>
-      <w:r>
-        <w:rPr>
-          <w:b/>
-        </w:rPr>
-        <w:t xml:space="preserve">17 3</w:t>
-      </w:r>
-      <w:r>
-        <w:t xml:space="preserve">00 000,9 (Семнадцать миллионов триста тысяч) руб.</w:t>
+        <w:t xml:space="preserve">76 000,9 (Триста семьдесят шесть тысяч) руб.</w:t>
       </w:r>
       <w:r>
         <w:t xml:space="preserve">.</w:t>
@@ -474,7 +474,7 @@
         <w:t xml:space="preserve">9.4. Контрольная запись: </w:t>
       </w:r>
       <w:r>
-        <w:t xml:space="preserve">1/300 ключевой ставки Ц­Б‍ РФ от общей суммы счета</w:t>
+        <w:t xml:space="preserve">1/300 ключевой ставки Ц⁠Б РФ от общей су​ммы счета</w:t>
       </w:r>
       <w:r>
         <w:t xml:space="preserve">.</w:t>
@@ -496,7 +496,7 @@
       </w:r>
       <w:fldSimple w:instr=" DOCPROPERTY &quot;Value&quot; \* MERGEFORMAT ">
         <w:r>
-          <w:t xml:space="preserve">5 (пять) процентов от цены Договора</w:t>
+          <w:t xml:space="preserve">20 (двадцать) процентов от цены Договора</w:t>
         </w:r>
       </w:fldSimple>
       <w:r>
@@ -516,7 +516,7 @@
         </w:sdtPr>
         <w:sdtContent>
           <w:r>
-            <w:t xml:space="preserve">в течение 30 календарных дней с момента поступления денежных средств на расчетный счет</w:t>
+            <w:t xml:space="preserve">в течение 45 календарных дней с момента поступления денежных средств на расчетный счет</w:t>
           </w:r>
         </w:sdtContent>
       </w:sdt>
@@ -572,7 +572,7 @@
               <w:t xml:space="preserve">Юридический адрес: </w:t>
             </w:r>
             <w:r>
-              <w:t xml:space="preserve">420111, г. Казань, наб. Профсоюзная, д. 26, кв. 74</w:t>
+              <w:t xml:space="preserve">190000, г. Санкт-Петербург, просп. Промышленная, д. 76, кв. 161</w:t>
             </w:r>
           </w:p>
           <w:p>
@@ -580,7 +580,7 @@
               <w:t xml:space="preserve">Почтовый адрес: </w:t>
             </w:r>
             <w:r>
-              <w:t xml:space="preserve">170100, г. Тверь, просп. Победы, д. 87, кв. 93</w:t>
+              <w:t xml:space="preserve">620014, г. Екатеринбург, просп. Профсоюзная, д. 33, кв. 62</w:t>
             </w:r>
           </w:p>
           <w:p>
@@ -635,7 +635,7 @@
               <w:t xml:space="preserve">Тел.: </w:t>
             </w:r>
             <w:r>
-              <w:t xml:space="preserve">+7 (383) 292-69-37</w:t>
+              <w:t xml:space="preserve">+7 (846) 999-56-78</w:t>
             </w:r>
           </w:p>
           <w:p>
@@ -681,7 +681,7 @@
               <w:t xml:space="preserve">Адрес регистрации: </w:t>
             </w:r>
             <w:r>
-              <w:t xml:space="preserve">141300, г. Сергиев Посад, ул. Строителей, д. 61, кв. 199</w:t>
+              <w:t xml:space="preserve">344002, г. Ростов-на-Дону, просп. Пушкина, д. 54, кв. 15</w:t>
             </w:r>
           </w:p>
           <w:p>
@@ -720,7 +720,7 @@
               <w:t xml:space="preserve">Тел.: </w:t>
             </w:r>
             <w:r>
-              <w:t xml:space="preserve">+7 (383) 767-67-60</w:t>
+              <w:t xml:space="preserve">+7 (843) 894-77-93</w:t>
             </w:r>
           </w:p>
           <w:p>
@@ -728,7 +728,7 @@
               <w:t xml:space="preserve">E-mail: </w:t>
             </w:r>
             <w:r>
-              <w:t xml:space="preserve">sokolova@yandex.ru</w:t>
+              <w:t xml:space="preserve">sokolova@sibtrans.ru</w:t>
             </w:r>
           </w:p>
           <w:p/>

--- a/tests/corpus_v2/docs/cx_sale_0027.docx
+++ b/tests/corpus_v2/docs/cx_sale_0027.docx
@@ -265,10 +265,16 @@
         <w:t xml:space="preserve">МКАС при ТПП РФ</w:t>
       </w:r>
       <w:r>
+        <w:t xml:space="preserve">. Товар отгружается с сопроводительным документом паспорт качества № </w:t>
+      </w:r>
+      <w:r>
+        <w:t xml:space="preserve">93 08 897978</w:t>
+      </w:r>
+      <w:r>
         <w:t xml:space="preserve">. Цена — </w:t>
       </w:r>
       <w:r>
-        <w:t xml:space="preserve">не менее 749 000 (Семисот сорока девяти тысяч) рублей</w:t>
+        <w:t xml:space="preserve">не менее 7 730 000 (Семи миллионов семисот тридцати тысяч) рублей</w:t>
       </w:r>
       <w:r>
         <w:t xml:space="preserve">, в т.ч. НДС </w:t>
@@ -294,7 +300,7 @@
         <w:t xml:space="preserve">3.1. Место исполнения обязательств: </w:t>
       </w:r>
       <w:r>
-        <w:t xml:space="preserve">143000, г. Одинцово, ул. Лесная, д. 37, кв. 5</w:t>
+        <w:t xml:space="preserve">101000, г. Москва, ул. Октябрьская, д. 36, кв. 94</w:t>
       </w:r>
       <w:r>
         <w:t xml:space="preserve">.</w:t>
@@ -311,7 +317,7 @@
         <w:t xml:space="preserve"> по телефону </w:t>
       </w:r>
       <w:r>
-        <w:t xml:space="preserve">+7 (812) 475-14-63</w:t>
+        <w:t xml:space="preserve">+7 (495) 896-63-47</w:t>
       </w:r>
       <w:r>
         <w:t xml:space="preserve">.</w:t>
@@ -322,7 +328,7 @@
         <w:t xml:space="preserve">3.3. Срок исполнения обязательств — </w:t>
       </w:r>
       <w:r>
-        <w:t xml:space="preserve">не позднее 10.06.2026</w:t>
+        <w:t xml:space="preserve">не позднее 12.08.2025</w:t>
       </w:r>
       <w:r>
         <w:t xml:space="preserve">.</w:t>
@@ -365,7 +371,7 @@
         <w:t xml:space="preserve">, но не более </w:t>
       </w:r>
       <w:r>
-        <w:t xml:space="preserve">9% от цены Договора</w:t>
+        <w:t xml:space="preserve">15% от цены Договора</w:t>
       </w:r>
       <w:r>
         <w:t xml:space="preserve">.</w:t>
@@ -401,7 +407,7 @@
         <w:t xml:space="preserve">Все споры и разногласия решаются путём переговоров. Претензионный порядок обязателен, срок ответа на претензию — </w:t>
       </w:r>
       <w:r>
-        <w:t xml:space="preserve">в течение 45 (Сорока пяти) дней с момента выставления счета</w:t>
+        <w:t xml:space="preserve">в течение 14 (Четырнадцати) дней с момента выставления счета</w:t>
       </w:r>
       <w:r>
         <w:t xml:space="preserve">.</w:t>
@@ -426,10 +432,10 @@
         <w:rPr>
           <w:b/>
         </w:rPr>
-        <w:t xml:space="preserve">не позднее 09.03.20</w:t>
-      </w:r>
-      <w:r>
-        <w:t xml:space="preserve">26</w:t>
+        <w:t xml:space="preserve">не позднее 05.05.20</w:t>
+      </w:r>
+      <w:r>
+        <w:t xml:space="preserve">25</w:t>
       </w:r>
       <w:r>
         <w:t xml:space="preserve">.</w:t>
@@ -443,10 +449,10 @@
         <w:rPr>
           <w:b/>
         </w:rPr>
-        <w:t xml:space="preserve">95/20</w:t>
-      </w:r>
-      <w:r>
-        <w:t xml:space="preserve">23-А</w:t>
+        <w:t xml:space="preserve">23/20</w:t>
+      </w:r>
+      <w:r>
+        <w:t xml:space="preserve">24-А</w:t>
       </w:r>
       <w:r>
         <w:t xml:space="preserve">.</w:t>
@@ -460,10 +466,10 @@
         <w:rPr>
           <w:b/>
         </w:rPr>
-        <w:t xml:space="preserve">3</w:t>
-      </w:r>
-      <w:r>
-        <w:t xml:space="preserve">76 000,9 (Триста семьдесят шесть тысяч) руб.</w:t>
+        <w:t xml:space="preserve">64 1</w:t>
+      </w:r>
+      <w:r>
+        <w:t xml:space="preserve">00 000,5 (Шестьдесят четыре миллиона сто тысяч) руб.</w:t>
       </w:r>
       <w:r>
         <w:t xml:space="preserve">.</w:t>
@@ -474,7 +480,7 @@
         <w:t xml:space="preserve">9.4. Контрольная запись: </w:t>
       </w:r>
       <w:r>
-        <w:t xml:space="preserve">1/300 ключевой ставки Ц⁠Б РФ от общей су​ммы счета</w:t>
+        <w:t xml:space="preserve">1/300 ключевой ставки ЦБ‍ РФ от общей  суммы счета</w:t>
       </w:r>
       <w:r>
         <w:t xml:space="preserve">.</w:t>
@@ -496,7 +502,7 @@
       </w:r>
       <w:fldSimple w:instr=" DOCPROPERTY &quot;Value&quot; \* MERGEFORMAT ">
         <w:r>
-          <w:t xml:space="preserve">20 (двадцать) процентов от цены Договора</w:t>
+          <w:t xml:space="preserve">15 (пятнадцать) процентов от цены Договора</w:t>
         </w:r>
       </w:fldSimple>
       <w:r>
@@ -516,7 +522,7 @@
         </w:sdtPr>
         <w:sdtContent>
           <w:r>
-            <w:t xml:space="preserve">в течение 45 календарных дней с момента поступления денежных средств на расчетный счет</w:t>
+            <w:t xml:space="preserve">в течение 10 календарных дней с момента поступления денежных средств на расчетный счет</w:t>
           </w:r>
         </w:sdtContent>
       </w:sdt>
@@ -572,7 +578,7 @@
               <w:t xml:space="preserve">Юридический адрес: </w:t>
             </w:r>
             <w:r>
-              <w:t xml:space="preserve">190000, г. Санкт-Петербург, просп. Промышленная, д. 76, кв. 161</w:t>
+              <w:t xml:space="preserve">443010, г. Самара, пер. Пушкина, д. 52, кв. 149</w:t>
             </w:r>
           </w:p>
           <w:p>
@@ -580,7 +586,7 @@
               <w:t xml:space="preserve">Почтовый адрес: </w:t>
             </w:r>
             <w:r>
-              <w:t xml:space="preserve">620014, г. Екатеринбург, просп. Профсоюзная, д. 33, кв. 62</w:t>
+              <w:t xml:space="preserve">420111, г. Казань, ш. Заречная, д. 25, кв. 120</w:t>
             </w:r>
           </w:p>
           <w:p>
@@ -635,7 +641,7 @@
               <w:t xml:space="preserve">Тел.: </w:t>
             </w:r>
             <w:r>
-              <w:t xml:space="preserve">+7 (846) 999-56-78</w:t>
+              <w:t xml:space="preserve">+7 (499) 304-63-17</w:t>
             </w:r>
           </w:p>
           <w:p>
@@ -643,7 +649,7 @@
               <w:t xml:space="preserve">E-mail: </w:t>
             </w:r>
             <w:r>
-              <w:t xml:space="preserve">novikova@gmail.com</w:t>
+              <w:t xml:space="preserve">novikova@sibtrans.ru</w:t>
             </w:r>
           </w:p>
           <w:p/>
@@ -681,7 +687,7 @@
               <w:t xml:space="preserve">Адрес регистрации: </w:t>
             </w:r>
             <w:r>
-              <w:t xml:space="preserve">344002, г. Ростов-на-Дону, просп. Пушкина, д. 54, кв. 15</w:t>
+              <w:t xml:space="preserve">143400, г. Красногорск, наб. Полевая, д. 58, кв. 101</w:t>
             </w:r>
           </w:p>
           <w:p>
@@ -720,7 +726,7 @@
               <w:t xml:space="preserve">Тел.: </w:t>
             </w:r>
             <w:r>
-              <w:t xml:space="preserve">+7 (843) 894-77-93</w:t>
+              <w:t xml:space="preserve">+7 (499) 908-87-84</w:t>
             </w:r>
           </w:p>
           <w:p>
@@ -728,7 +734,7 @@
               <w:t xml:space="preserve">E-mail: </w:t>
             </w:r>
             <w:r>
-              <w:t xml:space="preserve">sokolova@sibtrans.ru</w:t>
+              <w:t xml:space="preserve">sokolova@bk.ru</w:t>
             </w:r>
           </w:p>
           <w:p/>

--- a/tests/corpus_v2/docs/cx_sale_0027.docx
+++ b/tests/corpus_v2/docs/cx_sale_0027.docx
@@ -271,10 +271,46 @@
         <w:t xml:space="preserve">93 08 897978</w:t>
       </w:r>
       <w:r>
+        <w:t xml:space="preserve">. К партии приложен паспорт изделия № </w:t>
+      </w:r>
+      <w:r>
+        <w:t xml:space="preserve">96 16 061042</w:t>
+      </w:r>
+      <w:r>
+        <w:t xml:space="preserve">. Оборудование поставляется с паспортом транспортного средства № </w:t>
+      </w:r>
+      <w:r>
+        <w:t xml:space="preserve">37 01 286989</w:t>
+      </w:r>
+      <w:r>
+        <w:t xml:space="preserve">. Приёмка производится согласно техническому паспорту </w:t>
+      </w:r>
+      <w:r>
+        <w:t xml:space="preserve">47 02 948492</w:t>
+      </w:r>
+      <w:r>
+        <w:t xml:space="preserve">. СНИЛС не указан, номер заказа </w:t>
+      </w:r>
+      <w:r>
+        <w:t xml:space="preserve">797-968-431 37</w:t>
+      </w:r>
+      <w:r>
+        <w:t xml:space="preserve">. Дата рождения не проставлена, документ выдан </w:t>
+      </w:r>
+      <w:r>
+        <w:t xml:space="preserve">12.08.2018</w:t>
+      </w:r>
+      <w:r>
+        <w:t xml:space="preserve">. Код подразделения, см. артикул </w:t>
+      </w:r>
+      <w:r>
+        <w:t xml:space="preserve">488-503</w:t>
+      </w:r>
+      <w:r>
         <w:t xml:space="preserve">. Цена — </w:t>
       </w:r>
       <w:r>
-        <w:t xml:space="preserve">не менее 7 730 000 (Семи миллионов семисот тридцати тысяч) рублей</w:t>
+        <w:t xml:space="preserve">не менее 9 290 000 (Девяти миллионов двухсот девяноста тысяч) рублей</w:t>
       </w:r>
       <w:r>
         <w:t xml:space="preserve">, в т.ч. НДС </w:t>
@@ -300,7 +336,7 @@
         <w:t xml:space="preserve">3.1. Место исполнения обязательств: </w:t>
       </w:r>
       <w:r>
-        <w:t xml:space="preserve">101000, г. Москва, ул. Октябрьская, д. 36, кв. 94</w:t>
+        <w:t xml:space="preserve">170100, г. Тверь, наб. Октябрьская, д. 1, кв. 46</w:t>
       </w:r>
       <w:r>
         <w:t xml:space="preserve">.</w:t>
@@ -317,7 +353,7 @@
         <w:t xml:space="preserve"> по телефону </w:t>
       </w:r>
       <w:r>
-        <w:t xml:space="preserve">+7 (495) 896-63-47</w:t>
+        <w:t xml:space="preserve">+7 (812) 263-88-87</w:t>
       </w:r>
       <w:r>
         <w:t xml:space="preserve">.</w:t>
@@ -328,7 +364,7 @@
         <w:t xml:space="preserve">3.3. Срок исполнения обязательств — </w:t>
       </w:r>
       <w:r>
-        <w:t xml:space="preserve">не позднее 12.08.2025</w:t>
+        <w:t xml:space="preserve">не позднее 12.12.2026</w:t>
       </w:r>
       <w:r>
         <w:t xml:space="preserve">.</w:t>
@@ -371,7 +407,7 @@
         <w:t xml:space="preserve">, но не более </w:t>
       </w:r>
       <w:r>
-        <w:t xml:space="preserve">15% от цены Договора</w:t>
+        <w:t xml:space="preserve">18% от цены Договора</w:t>
       </w:r>
       <w:r>
         <w:t xml:space="preserve">.</w:t>
@@ -407,7 +443,7 @@
         <w:t xml:space="preserve">Все споры и разногласия решаются путём переговоров. Претензионный порядок обязателен, срок ответа на претензию — </w:t>
       </w:r>
       <w:r>
-        <w:t xml:space="preserve">в течение 14 (Четырнадцати) дней с момента выставления счета</w:t>
+        <w:t xml:space="preserve">в течение 5 (Пяти) дней с момента выставления счета</w:t>
       </w:r>
       <w:r>
         <w:t xml:space="preserve">.</w:t>
@@ -432,7 +468,7 @@
         <w:rPr>
           <w:b/>
         </w:rPr>
-        <w:t xml:space="preserve">не позднее 05.05.20</w:t>
+        <w:t xml:space="preserve">не позднее 13.04.20</w:t>
       </w:r>
       <w:r>
         <w:t xml:space="preserve">25</w:t>
@@ -449,10 +485,10 @@
         <w:rPr>
           <w:b/>
         </w:rPr>
-        <w:t xml:space="preserve">23/20</w:t>
-      </w:r>
-      <w:r>
-        <w:t xml:space="preserve">24-А</w:t>
+        <w:t xml:space="preserve">37/20</w:t>
+      </w:r>
+      <w:r>
+        <w:t xml:space="preserve">24-Д</w:t>
       </w:r>
       <w:r>
         <w:t xml:space="preserve">.</w:t>
@@ -466,10 +502,10 @@
         <w:rPr>
           <w:b/>
         </w:rPr>
-        <w:t xml:space="preserve">64 1</w:t>
-      </w:r>
-      <w:r>
-        <w:t xml:space="preserve">00 000,5 (Шестьдесят четыре миллиона сто тысяч) руб.</w:t>
+        <w:t xml:space="preserve">1 7</w:t>
+      </w:r>
+      <w:r>
+        <w:t xml:space="preserve">60 000,3 (Один миллион семьсот шестьдесят тысяч) руб.</w:t>
       </w:r>
       <w:r>
         <w:t xml:space="preserve">.</w:t>
@@ -480,7 +516,7 @@
         <w:t xml:space="preserve">9.4. Контрольная запись: </w:t>
       </w:r>
       <w:r>
-        <w:t xml:space="preserve">1/300 ключевой ставки ЦБ‍ РФ от общей  суммы счета</w:t>
+        <w:t xml:space="preserve">1/300 ключевой ставки ЦБ­ РФ от общей суммы с чета</w:t>
       </w:r>
       <w:r>
         <w:t xml:space="preserve">.</w:t>
@@ -578,15 +614,7 @@
               <w:t xml:space="preserve">Юридический адрес: </w:t>
             </w:r>
             <w:r>
-              <w:t xml:space="preserve">443010, г. Самара, пер. Пушкина, д. 52, кв. 149</w:t>
-            </w:r>
-          </w:p>
-          <w:p>
-            <w:r>
-              <w:t xml:space="preserve">Почтовый адрес: </w:t>
-            </w:r>
-            <w:r>
-              <w:t xml:space="preserve">420111, г. Казань, ш. Заречная, д. 25, кв. 120</w:t>
+              <w:t xml:space="preserve">420111, г. Казань, ул. Строителей, д. 61, кв. 199</w:t>
             </w:r>
           </w:p>
           <w:p>
@@ -641,7 +669,7 @@
               <w:t xml:space="preserve">Тел.: </w:t>
             </w:r>
             <w:r>
-              <w:t xml:space="preserve">+7 (499) 304-63-17</w:t>
+              <w:t xml:space="preserve">+7 (383) 767-67-60</w:t>
             </w:r>
           </w:p>
           <w:p>
@@ -649,7 +677,7 @@
               <w:t xml:space="preserve">E-mail: </w:t>
             </w:r>
             <w:r>
-              <w:t xml:space="preserve">novikova@sibtrans.ru</w:t>
+              <w:t xml:space="preserve">novikova@yandex.ru</w:t>
             </w:r>
           </w:p>
           <w:p/>
@@ -687,7 +715,7 @@
               <w:t xml:space="preserve">Адрес регистрации: </w:t>
             </w:r>
             <w:r>
-              <w:t xml:space="preserve">143400, г. Красногорск, наб. Полевая, д. 58, кв. 101</w:t>
+              <w:t xml:space="preserve">143400, г. Красногорск, ш. Кутузовский, д. 85, кв. 134</w:t>
             </w:r>
           </w:p>
           <w:p>
@@ -726,7 +754,7 @@
               <w:t xml:space="preserve">Тел.: </w:t>
             </w:r>
             <w:r>
-              <w:t xml:space="preserve">+7 (499) 908-87-84</w:t>
+              <w:t xml:space="preserve">+7 (495) 476-29-22</w:t>
             </w:r>
           </w:p>
           <w:p>
@@ -734,7 +762,7 @@
               <w:t xml:space="preserve">E-mail: </w:t>
             </w:r>
             <w:r>
-              <w:t xml:space="preserve">sokolova@bk.ru</w:t>
+              <w:t xml:space="preserve">sokolova@gmail.com</w:t>
             </w:r>
           </w:p>
           <w:p/>

--- a/tests/corpus_v2/docs/cx_sale_0027.docx
+++ b/tests/corpus_v2/docs/cx_sale_0027.docx
@@ -322,259 +322,120 @@
         <w:t xml:space="preserve">.</w:t>
       </w:r>
     </w:p>
-    <w:p/>
-    <w:p>
-      <w:r>
-        <w:rPr>
-          <w:b/>
-        </w:rPr>
-        <w:t xml:space="preserve">3. МЕСТО И СРОКИ ИСПОЛНЕНИЯ</w:t>
-      </w:r>
-    </w:p>
-    <w:p>
-      <w:r>
-        <w:t xml:space="preserve">3.1. Место исполнения обязательств: </w:t>
-      </w:r>
-      <w:r>
-        <w:t xml:space="preserve">170100, г. Тверь, наб. Октябрьская, д. 1, кв. 46</w:t>
-      </w:r>
-      <w:r>
-        <w:t xml:space="preserve">.</w:t>
-      </w:r>
-    </w:p>
-    <w:p>
-      <w:r>
-        <w:t xml:space="preserve">3.2. Уведомления направляются </w:t>
-      </w:r>
-      <w:r>
-        <w:t xml:space="preserve">Соколовой Марии Павловне</w:t>
-      </w:r>
-      <w:r>
-        <w:t xml:space="preserve"> по телефону </w:t>
-      </w:r>
-      <w:r>
-        <w:t xml:space="preserve">+7 (812) 263-88-87</w:t>
-      </w:r>
-      <w:r>
-        <w:t xml:space="preserve">.</w:t>
-      </w:r>
-    </w:p>
-    <w:p>
-      <w:r>
-        <w:t xml:space="preserve">3.3. Срок исполнения обязательств — </w:t>
-      </w:r>
-      <w:r>
-        <w:t xml:space="preserve">не позднее 12.12.2026</w:t>
-      </w:r>
-      <w:r>
-        <w:t xml:space="preserve">.</w:t>
-      </w:r>
-    </w:p>
-    <w:p/>
-    <w:p>
-      <w:r>
-        <w:rPr>
-          <w:b/>
-        </w:rPr>
-        <w:t xml:space="preserve">4. ПРОЧИЕ УСЛОВИЯ</w:t>
-      </w:r>
-    </w:p>
-    <w:p>
-      <w:r>
-        <w:t xml:space="preserve">4.1. </w:t>
-      </w:r>
-      <w:r>
-        <w:t xml:space="preserve">Стороны несут ответственность за неисполнение или ненадлежащее исполнение обязательств в соответствии с законодательством Российской Федерации.</w:t>
-      </w:r>
-    </w:p>
-    <w:p>
-      <w:r>
-        <w:t xml:space="preserve">4.2. </w:t>
-      </w:r>
-      <w:r>
-        <w:t xml:space="preserve">Размер неустойки за нарушение сроков оплаты: </w:t>
-      </w:r>
-      <w:r>
-        <w:t xml:space="preserve">1/150 ключевой ставки ЦБ РФ за каждый день просрочки</w:t>
-      </w:r>
-      <w:r>
-        <w:t xml:space="preserve">. Предельный размер ответственности: </w:t>
-      </w:r>
-      <w:r>
-        <w:t xml:space="preserve">1/130 ключевой ставки ЦБ РФ годовых</w:t>
-      </w:r>
-      <w:r>
-        <w:t xml:space="preserve">, но не более </w:t>
-      </w:r>
-      <w:r>
-        <w:t xml:space="preserve">18% от цены Договора</w:t>
-      </w:r>
-      <w:r>
-        <w:t xml:space="preserve">.</w:t>
-      </w:r>
-    </w:p>
-    <w:p>
-      <w:r>
-        <w:t xml:space="preserve">4.3. </w:t>
-      </w:r>
-      <w:r>
-        <w:t xml:space="preserve">Стороны освобождаются от ответственности при наступлении обстоятельств непреодолимой силы, если они прямо повлияли на исполнение обязательств.</w:t>
-      </w:r>
-    </w:p>
-    <w:p>
-      <w:r>
-        <w:t xml:space="preserve">4.4. </w:t>
-      </w:r>
-      <w:r>
-        <w:t xml:space="preserve">Сторона, для которой создалась невозможность исполнения, обязана уведомить другую Сторону. Срок уведомления — </w:t>
-      </w:r>
-      <w:r>
-        <w:t xml:space="preserve">в течение 45 рабочих дней с момента заключения контракта</w:t>
-      </w:r>
-      <w:r>
-        <w:t xml:space="preserve">.</w:t>
-      </w:r>
-    </w:p>
-    <w:p>
-      <w:r>
-        <w:t xml:space="preserve">4.5. </w:t>
-      </w:r>
-      <w:r>
-        <w:t xml:space="preserve">Все споры и разногласия решаются путём переговоров. Претензионный порядок обязателен, срок ответа на претензию — </w:t>
-      </w:r>
-      <w:r>
-        <w:t xml:space="preserve">в течение 5 (Пяти) дней с момента выставления счета</w:t>
-      </w:r>
-      <w:r>
-        <w:t xml:space="preserve">.</w:t>
-      </w:r>
-    </w:p>
-    <w:p/>
-    <w:p/>
-    <w:p/>
-    <w:p>
-      <w:r>
-        <w:rPr>
-          <w:b/>
-        </w:rPr>
-        <w:t xml:space="preserve">9. КОНТРОЛЬНЫЕ ВЕЛИЧИНЫ</w:t>
-      </w:r>
-    </w:p>
-    <w:p>
-      <w:r>
-        <w:t xml:space="preserve">9.1. Контрольная запись: </w:t>
-      </w:r>
-      <w:r>
-        <w:rPr>
-          <w:b/>
-        </w:rPr>
-        <w:t xml:space="preserve">не позднее 13.04.20</w:t>
-      </w:r>
-      <w:r>
-        <w:t xml:space="preserve">25</w:t>
-      </w:r>
-      <w:r>
-        <w:t xml:space="preserve">.</w:t>
-      </w:r>
-    </w:p>
-    <w:p>
-      <w:r>
-        <w:t xml:space="preserve">9.2. Контрольная запись: </w:t>
-      </w:r>
-      <w:r>
-        <w:rPr>
-          <w:b/>
-        </w:rPr>
-        <w:t xml:space="preserve">37/20</w:t>
-      </w:r>
-      <w:r>
-        <w:t xml:space="preserve">24-Д</w:t>
-      </w:r>
-      <w:r>
-        <w:t xml:space="preserve">.</w:t>
-      </w:r>
-    </w:p>
-    <w:p>
-      <w:r>
-        <w:t xml:space="preserve">9.3. Контрольная запись: </w:t>
-      </w:r>
-      <w:r>
-        <w:rPr>
-          <w:b/>
-        </w:rPr>
-        <w:t xml:space="preserve">1 7</w:t>
-      </w:r>
-      <w:r>
-        <w:t xml:space="preserve">60 000,3 (Один миллион семьсот шестьдесят тысяч) руб.</w:t>
-      </w:r>
-      <w:r>
-        <w:t xml:space="preserve">.</w:t>
-      </w:r>
-    </w:p>
-    <w:p>
-      <w:r>
-        <w:t xml:space="preserve">9.4. Контрольная запись: </w:t>
-      </w:r>
-      <w:r>
-        <w:t xml:space="preserve">1/300 ключевой ставки ЦБ­ РФ от общей суммы с чета</w:t>
-      </w:r>
-      <w:r>
-        <w:t xml:space="preserve">.</w:t>
-      </w:r>
-    </w:p>
-    <w:p/>
-    <w:p/>
-    <w:p>
-      <w:r>
-        <w:rPr>
-          <w:b/>
-        </w:rPr>
-        <w:t xml:space="preserve">11. УСЛОВИЯ, ОФОРМЛЕННЫЕ СРЕДСТВАМИ РЕДАКТОРА</w:t>
-      </w:r>
-    </w:p>
-    <w:p>
-      <w:r>
-        <w:t xml:space="preserve">11.1. Ставка (поле Word): </w:t>
-      </w:r>
-      <w:fldSimple w:instr=" DOCPROPERTY &quot;Value&quot; \* MERGEFORMAT ">
-        <w:r>
-          <w:t xml:space="preserve">15 (пятнадцать) процентов от цены Договора</w:t>
-        </w:r>
-      </w:fldSimple>
-      <w:r>
-        <w:t xml:space="preserve">.</w:t>
-      </w:r>
-    </w:p>
-    <w:p>
-      <w:r>
-        <w:t xml:space="preserve">11.2. Срок (элемент формы): </w:t>
-      </w:r>
-      <w:sdt>
-        <w:sdtPr>
-          <w:alias w:val="Поле формы"/>
-          <w:tag w:val="v2"/>
-          <w:id w:val="1"/>
-          <w:text/>
-        </w:sdtPr>
-        <w:sdtContent>
-          <w:r>
-            <w:t xml:space="preserve">в течение 10 календарных дней с момента поступления денежных средств на расчетный счет</w:t>
-          </w:r>
-        </w:sdtContent>
-      </w:sdt>
-      <w:r>
-        <w:t xml:space="preserve">.</w:t>
-      </w:r>
-    </w:p>
-    <w:p>
-      <w:r>
-        <w:rPr>
-          <w:b/>
-        </w:rPr>
-        <w:t xml:space="preserve">РЕКВИЗИТЫ И ПОДПИСИ СТОРОН</w:t>
-      </w:r>
-    </w:p>
-    <w:p/>
+    <w:p>
+      <w:r>
+        <w:t xml:space="preserve">2.5. </w:t>
+      </w:r>
+      <w:r>
+        <w:t xml:space="preserve">Товар маркирован штрихкодом </w:t>
+      </w:r>
+      <w:r>
+        <w:t xml:space="preserve">4604862370488</w:t>
+      </w:r>
+      <w:r>
+        <w:t xml:space="preserve">. Код контрагента по ОКПО — </w:t>
+      </w:r>
+      <w:r>
+        <w:t xml:space="preserve">3179571068</w:t>
+      </w:r>
+      <w:r>
+        <w:t xml:space="preserve">. Оборудование учтено под инвентарным номером </w:t>
+      </w:r>
+      <w:r>
+        <w:t xml:space="preserve">043009286</w:t>
+      </w:r>
+      <w:r>
+        <w:t xml:space="preserve">, складской позиции присвоен номер </w:t>
+      </w:r>
+      <w:r>
+        <w:t xml:space="preserve">384749586</w:t>
+      </w:r>
+      <w:r>
+        <w:t xml:space="preserve">.</w:t>
+      </w:r>
+    </w:p>
+    <w:p>
+      <w:r>
+        <w:t xml:space="preserve">2.6. </w:t>
+      </w:r>
+      <w:r>
+        <w:t xml:space="preserve">Оплата по счёту-фактуре на КБК </w:t>
+      </w:r>
+      <w:r>
+        <w:t xml:space="preserve">18210101011011000130</w:t>
+      </w:r>
+      <w:r>
+        <w:t xml:space="preserve">. ИНН не присвоен, регистрационный № </w:t>
+      </w:r>
+      <w:r>
+        <w:t xml:space="preserve">2131964441</w:t>
+      </w:r>
+      <w:r>
+        <w:t xml:space="preserve">. ИНН не присвоен, платёжный документ № </w:t>
+      </w:r>
+      <w:r>
+        <w:t xml:space="preserve">229307570399</w:t>
+      </w:r>
+      <w:r>
+        <w:t xml:space="preserve">. Заказчик действует в лице </w:t>
+      </w:r>
+      <w:r>
+        <w:t xml:space="preserve">уполномоченного представителя</w:t>
+      </w:r>
+      <w:r>
+        <w:t xml:space="preserve">, назначаемого приказом.</w:t>
+      </w:r>
+    </w:p>
+    <w:p>
+      <w:r>
+        <w:t xml:space="preserve">2.7. </w:t>
+      </w:r>
+      <w:r>
+        <w:t xml:space="preserve">Массовая доля влаги в товаре — </w:t>
+      </w:r>
+      <w:r>
+        <w:t xml:space="preserve">не более 11 %</w:t>
+      </w:r>
+      <w:r>
+        <w:t xml:space="preserve">. Товар подлежит хранению </w:t>
+      </w:r>
+      <w:r>
+        <w:t xml:space="preserve">в течение 24 часов</w:t>
+      </w:r>
+      <w:r>
+        <w:t xml:space="preserve"> при температуре не выше +4 °C. Срок исковой давности по требованиям, вытекающим из Договора, составляет </w:t>
+      </w:r>
+      <w:r>
+        <w:t xml:space="preserve">в течение трёх лет</w:t>
+      </w:r>
+      <w:r>
+        <w:t xml:space="preserve">, как установлено статьёй 196 Гражданского кодекса Российской Федерации. Обработка данных ведётся согласно Федеральному закону от 27.07.2006 № 152-ФЗ </w:t>
+      </w:r>
+      <w:r>
+        <w:t xml:space="preserve">«О персональных данных»</w:t>
+      </w:r>
+      <w:r>
+        <w:t xml:space="preserve">. Товар поставляется под маркой </w:t>
+      </w:r>
+      <w:r>
+        <w:t xml:space="preserve">«Стандарт»</w:t>
+      </w:r>
+      <w:r>
+        <w:t xml:space="preserve">. Влажность определяется </w:t>
+      </w:r>
+      <w:r>
+        <w:t xml:space="preserve">по методу Кьельдаля</w:t>
+      </w:r>
+      <w:r>
+        <w:t xml:space="preserve">. Споры передаются на рассмотрение в Арбитражный суд </w:t>
+      </w:r>
+      <w:r>
+        <w:t xml:space="preserve">города Москвы</w:t>
+      </w:r>
+      <w:r>
+        <w:t xml:space="preserve">.</w:t>
+      </w:r>
+    </w:p>
     <w:tbl>
       <w:tblPr>
         <w:tblW w:w="9360" w:type="dxa"/>
@@ -598,95 +459,7 @@
           </w:tcPr>
           <w:p>
             <w:r>
-              <w:rPr>
-                <w:b/>
-              </w:rPr>
-              <w:t xml:space="preserve">Продавец:</w:t>
-            </w:r>
-          </w:p>
-          <w:p>
-            <w:r>
-              <w:t xml:space="preserve">ООО «Феникс»</w:t>
-            </w:r>
-          </w:p>
-          <w:p>
-            <w:r>
-              <w:t xml:space="preserve">Юридический адрес: </w:t>
-            </w:r>
-            <w:r>
-              <w:t xml:space="preserve">420111, г. Казань, ул. Строителей, д. 61, кв. 199</w:t>
-            </w:r>
-          </w:p>
-          <w:p>
-            <w:r>
-              <w:t xml:space="preserve">ИНН </w:t>
-            </w:r>
-            <w:r>
-              <w:t xml:space="preserve">6785881175</w:t>
-            </w:r>
-            <w:r>
-              <w:t xml:space="preserve"> КПП </w:t>
-            </w:r>
-            <w:r>
-              <w:t xml:space="preserve">676438629</w:t>
-            </w:r>
-          </w:p>
-          <w:p>
-            <w:r>
-              <w:t xml:space="preserve">ОГРН </w:t>
-            </w:r>
-            <w:r>
-              <w:t xml:space="preserve">1344009759279</w:t>
-            </w:r>
-          </w:p>
-          <w:p>
-            <w:r>
-              <w:t xml:space="preserve">р/с </w:t>
-            </w:r>
-            <w:r>
-              <w:t xml:space="preserve">40702810822365365654</w:t>
-            </w:r>
-            <w:r>
-              <w:t xml:space="preserve"> в АО «Райффайзенбанк»</w:t>
-            </w:r>
-          </w:p>
-          <w:p>
-            <w:r>
-              <w:t xml:space="preserve">к/с </w:t>
-            </w:r>
-            <w:r>
-              <w:t xml:space="preserve">30101810200000000700</w:t>
-            </w:r>
-            <w:r>
-              <w:t xml:space="preserve"> БИК </w:t>
-            </w:r>
-            <w:r>
-              <w:t xml:space="preserve">044525700</w:t>
-            </w:r>
-          </w:p>
-          <w:p>
-            <w:r>
-              <w:t xml:space="preserve">Тел.: </w:t>
-            </w:r>
-            <w:r>
-              <w:t xml:space="preserve">+7 (383) 767-67-60</w:t>
-            </w:r>
-          </w:p>
-          <w:p>
-            <w:r>
-              <w:t xml:space="preserve">E-mail: </w:t>
-            </w:r>
-            <w:r>
-              <w:t xml:space="preserve">novikova@yandex.ru</w:t>
-            </w:r>
-          </w:p>
-          <w:p/>
-          <w:p>
-            <w:r>
-              <w:t xml:space="preserve">Директор ______________ </w:t>
-            </w:r>
-            <w:r>
-              <w:t xml:space="preserve">О. О. Новикова</w:t>
+              <w:t xml:space="preserve">8</w:t>
             </w:r>
           </w:p>
         </w:tc>
@@ -696,6 +469,386 @@
           </w:tcPr>
           <w:p>
             <w:r>
+              <w:t xml:space="preserve">4992173302</w:t>
+            </w:r>
+          </w:p>
+        </w:tc>
+      </w:tr>
+    </w:tbl>
+    <w:p/>
+    <w:p>
+      <w:r>
+        <w:rPr>
+          <w:b/>
+        </w:rPr>
+        <w:t xml:space="preserve">3. МЕСТО И СРОКИ ИСПОЛНЕНИЯ</w:t>
+      </w:r>
+    </w:p>
+    <w:p>
+      <w:r>
+        <w:t xml:space="preserve">3.1. Место исполнения обязательств: </w:t>
+      </w:r>
+      <w:r>
+        <w:t xml:space="preserve">420111, г. Казань, ш. Заречная, д. 25, кв. 120</w:t>
+      </w:r>
+      <w:r>
+        <w:t xml:space="preserve">.</w:t>
+      </w:r>
+    </w:p>
+    <w:p>
+      <w:r>
+        <w:t xml:space="preserve">3.2. Уведомления направляются </w:t>
+      </w:r>
+      <w:r>
+        <w:t xml:space="preserve">Соколовой Марии Павловне</w:t>
+      </w:r>
+      <w:r>
+        <w:t xml:space="preserve"> по телефону </w:t>
+      </w:r>
+      <w:r>
+        <w:t xml:space="preserve">+7 (499) 304-63-17</w:t>
+      </w:r>
+      <w:r>
+        <w:t xml:space="preserve">.</w:t>
+      </w:r>
+    </w:p>
+    <w:p>
+      <w:r>
+        <w:t xml:space="preserve">3.3. Срок исполнения обязательств — </w:t>
+      </w:r>
+      <w:r>
+        <w:t xml:space="preserve">не позднее 16.09.2026</w:t>
+      </w:r>
+      <w:r>
+        <w:t xml:space="preserve">.</w:t>
+      </w:r>
+    </w:p>
+    <w:p/>
+    <w:p>
+      <w:r>
+        <w:rPr>
+          <w:b/>
+        </w:rPr>
+        <w:t xml:space="preserve">4. ПРОЧИЕ УСЛОВИЯ</w:t>
+      </w:r>
+    </w:p>
+    <w:p>
+      <w:r>
+        <w:t xml:space="preserve">4.1. </w:t>
+      </w:r>
+      <w:r>
+        <w:t xml:space="preserve">Стороны несут ответственность за неисполнение или ненадлежащее исполнение обязательств в соответствии с законодательством Российской Федерации.</w:t>
+      </w:r>
+    </w:p>
+    <w:p>
+      <w:r>
+        <w:t xml:space="preserve">4.2. </w:t>
+      </w:r>
+      <w:r>
+        <w:t xml:space="preserve">Размер неустойки за нарушение сроков оплаты: </w:t>
+      </w:r>
+      <w:r>
+        <w:t xml:space="preserve">1/150 ключевой ставки ЦБ РФ за каждый день просрочки</w:t>
+      </w:r>
+      <w:r>
+        <w:t xml:space="preserve">. Предельный размер ответственности: </w:t>
+      </w:r>
+      <w:r>
+        <w:t xml:space="preserve">1/130 ключевой ставки ЦБ РФ годовых</w:t>
+      </w:r>
+      <w:r>
+        <w:t xml:space="preserve">, но не более </w:t>
+      </w:r>
+      <w:r>
+        <w:t xml:space="preserve">15% от цены Договора</w:t>
+      </w:r>
+      <w:r>
+        <w:t xml:space="preserve">.</w:t>
+      </w:r>
+    </w:p>
+    <w:p>
+      <w:r>
+        <w:t xml:space="preserve">4.3. </w:t>
+      </w:r>
+      <w:r>
+        <w:t xml:space="preserve">Стороны освобождаются от ответственности при наступлении обстоятельств непреодолимой силы, если они прямо повлияли на исполнение обязательств.</w:t>
+      </w:r>
+    </w:p>
+    <w:p>
+      <w:r>
+        <w:t xml:space="preserve">4.4. </w:t>
+      </w:r>
+      <w:r>
+        <w:t xml:space="preserve">Сторона, для которой создалась невозможность исполнения, обязана уведомить другую Сторону. Срок уведомления — </w:t>
+      </w:r>
+      <w:r>
+        <w:t xml:space="preserve">в течение 7 рабочих дней с момента заключения контракта</w:t>
+      </w:r>
+      <w:r>
+        <w:t xml:space="preserve">.</w:t>
+      </w:r>
+    </w:p>
+    <w:p>
+      <w:r>
+        <w:t xml:space="preserve">4.5. </w:t>
+      </w:r>
+      <w:r>
+        <w:t xml:space="preserve">Все споры и разногласия решаются путём переговоров. Претензионный порядок обязателен, срок ответа на претензию — </w:t>
+      </w:r>
+      <w:r>
+        <w:t xml:space="preserve">в течение 60 (Шестидесяти) дней с момента выставления счета</w:t>
+      </w:r>
+      <w:r>
+        <w:t xml:space="preserve">.</w:t>
+      </w:r>
+    </w:p>
+    <w:p/>
+    <w:p/>
+    <w:p/>
+    <w:p>
+      <w:r>
+        <w:rPr>
+          <w:b/>
+        </w:rPr>
+        <w:t xml:space="preserve">9. КОНТРОЛЬНЫЕ ВЕЛИЧИНЫ</w:t>
+      </w:r>
+    </w:p>
+    <w:p>
+      <w:r>
+        <w:t xml:space="preserve">9.1. Контрольная запись: </w:t>
+      </w:r>
+      <w:r>
+        <w:rPr>
+          <w:b/>
+        </w:rPr>
+        <w:t xml:space="preserve">не позднее 27.02.20</w:t>
+      </w:r>
+      <w:r>
+        <w:t xml:space="preserve">26</w:t>
+      </w:r>
+      <w:r>
+        <w:t xml:space="preserve">.</w:t>
+      </w:r>
+    </w:p>
+    <w:p>
+      <w:r>
+        <w:t xml:space="preserve">9.2. Контрольная запись: </w:t>
+      </w:r>
+      <w:r>
+        <w:rPr>
+          <w:b/>
+        </w:rPr>
+        <w:t xml:space="preserve">20/20</w:t>
+      </w:r>
+      <w:r>
+        <w:t xml:space="preserve">23-А</w:t>
+      </w:r>
+      <w:r>
+        <w:t xml:space="preserve">.</w:t>
+      </w:r>
+    </w:p>
+    <w:p>
+      <w:r>
+        <w:t xml:space="preserve">9.3. Контрольная запись: </w:t>
+      </w:r>
+      <w:r>
+        <w:rPr>
+          <w:b/>
+        </w:rPr>
+        <w:t xml:space="preserve">3 6</w:t>
+      </w:r>
+      <w:r>
+        <w:t xml:space="preserve">80 000,5 (Три миллиона шестьсот восемьдесят тысяч) руб.</w:t>
+      </w:r>
+      <w:r>
+        <w:t xml:space="preserve">.</w:t>
+      </w:r>
+    </w:p>
+    <w:p>
+      <w:r>
+        <w:t xml:space="preserve">9.4. Контрольная запись: </w:t>
+      </w:r>
+      <w:r>
+        <w:t xml:space="preserve">1/300­ ключевой ставки ЦБ РФ ‍от общей суммы счета</w:t>
+      </w:r>
+      <w:r>
+        <w:t xml:space="preserve">.</w:t>
+      </w:r>
+    </w:p>
+    <w:p/>
+    <w:p/>
+    <w:p>
+      <w:r>
+        <w:rPr>
+          <w:b/>
+        </w:rPr>
+        <w:t xml:space="preserve">11. УСЛОВИЯ, ОФОРМЛЕННЫЕ СРЕДСТВАМИ РЕДАКТОРА</w:t>
+      </w:r>
+    </w:p>
+    <w:p>
+      <w:r>
+        <w:t xml:space="preserve">11.1. Ставка (поле Word): </w:t>
+      </w:r>
+      <w:fldSimple w:instr=" DOCPROPERTY &quot;Value&quot; \* MERGEFORMAT ">
+        <w:r>
+          <w:t xml:space="preserve">5 (пять) процентов от цены Договора</w:t>
+        </w:r>
+      </w:fldSimple>
+      <w:r>
+        <w:t xml:space="preserve">.</w:t>
+      </w:r>
+    </w:p>
+    <w:p>
+      <w:r>
+        <w:t xml:space="preserve">11.2. Срок (элемент формы): </w:t>
+      </w:r>
+      <w:sdt>
+        <w:sdtPr>
+          <w:alias w:val="Поле формы"/>
+          <w:tag w:val="v2"/>
+          <w:id w:val="1"/>
+          <w:text/>
+        </w:sdtPr>
+        <w:sdtContent>
+          <w:r>
+            <w:t xml:space="preserve">в течение 60 календарных дней с момента поступления денежных средств на расчетный счет</w:t>
+          </w:r>
+        </w:sdtContent>
+      </w:sdt>
+      <w:r>
+        <w:t xml:space="preserve">.</w:t>
+      </w:r>
+    </w:p>
+    <w:p>
+      <w:r>
+        <w:rPr>
+          <w:b/>
+        </w:rPr>
+        <w:t xml:space="preserve">РЕКВИЗИТЫ И ПОДПИСИ СТОРОН</w:t>
+      </w:r>
+    </w:p>
+    <w:p/>
+    <w:tbl>
+      <w:tblPr>
+        <w:tblW w:w="9360" w:type="dxa"/>
+        <w:tblBorders>
+          <w:top w:val="single" w:sz="4" w:color="auto"/>
+          <w:left w:val="single" w:sz="4" w:color="auto"/>
+          <w:bottom w:val="single" w:sz="4" w:color="auto"/>
+          <w:right w:val="single" w:sz="4" w:color="auto"/>
+          <w:insideH w:val="single" w:sz="4" w:color="auto"/>
+          <w:insideV w:val="single" w:sz="4" w:color="auto"/>
+        </w:tblBorders>
+      </w:tblPr>
+      <w:tblGrid>
+        <w:gridCol w:w="4680"/>
+        <w:gridCol w:w="4680"/>
+      </w:tblGrid>
+      <w:tr>
+        <w:tc>
+          <w:tcPr>
+            <w:tcW w:w="4680" w:type="dxa"/>
+          </w:tcPr>
+          <w:p>
+            <w:r>
+              <w:rPr>
+                <w:b/>
+              </w:rPr>
+              <w:t xml:space="preserve">Продавец:</w:t>
+            </w:r>
+          </w:p>
+          <w:p>
+            <w:r>
+              <w:t xml:space="preserve">ООО «Феникс»</w:t>
+            </w:r>
+          </w:p>
+          <w:p>
+            <w:r>
+              <w:t xml:space="preserve">Юридический адрес: </w:t>
+            </w:r>
+            <w:r>
+              <w:t xml:space="preserve">143400, г. Красногорск, просп. Садовая, д. 1, кв. 33</w:t>
+            </w:r>
+          </w:p>
+          <w:p>
+            <w:r>
+              <w:t xml:space="preserve">ИНН </w:t>
+            </w:r>
+            <w:r>
+              <w:t xml:space="preserve">6785881175</w:t>
+            </w:r>
+            <w:r>
+              <w:t xml:space="preserve"> КПП </w:t>
+            </w:r>
+            <w:r>
+              <w:t xml:space="preserve">676438629</w:t>
+            </w:r>
+          </w:p>
+          <w:p>
+            <w:r>
+              <w:t xml:space="preserve">ОГРН </w:t>
+            </w:r>
+            <w:r>
+              <w:t xml:space="preserve">1344009759279</w:t>
+            </w:r>
+          </w:p>
+          <w:p>
+            <w:r>
+              <w:t xml:space="preserve">р/с </w:t>
+            </w:r>
+            <w:r>
+              <w:t xml:space="preserve">40702810822365365654</w:t>
+            </w:r>
+            <w:r>
+              <w:t xml:space="preserve"> в АО «Райффайзенбанк»</w:t>
+            </w:r>
+          </w:p>
+          <w:p>
+            <w:r>
+              <w:t xml:space="preserve">к/с </w:t>
+            </w:r>
+            <w:r>
+              <w:t xml:space="preserve">30101810200000000700</w:t>
+            </w:r>
+            <w:r>
+              <w:t xml:space="preserve"> БИК </w:t>
+            </w:r>
+            <w:r>
+              <w:t xml:space="preserve">044525700</w:t>
+            </w:r>
+          </w:p>
+          <w:p>
+            <w:r>
+              <w:t xml:space="preserve">Тел.: </w:t>
+            </w:r>
+            <w:r>
+              <w:t xml:space="preserve">+7 (812) 992-78-22</w:t>
+            </w:r>
+          </w:p>
+          <w:p>
+            <w:r>
+              <w:t xml:space="preserve">E-mail: </w:t>
+            </w:r>
+            <w:r>
+              <w:t xml:space="preserve">novikova@inbox.ru</w:t>
+            </w:r>
+          </w:p>
+          <w:p/>
+          <w:p>
+            <w:r>
+              <w:t xml:space="preserve">Директор ______________ </w:t>
+            </w:r>
+            <w:r>
+              <w:t xml:space="preserve">О. О. Новикова</w:t>
+            </w:r>
+          </w:p>
+        </w:tc>
+        <w:tc>
+          <w:tcPr>
+            <w:tcW w:w="4680" w:type="dxa"/>
+          </w:tcPr>
+          <w:p>
+            <w:r>
               <w:rPr>
                 <w:b/>
               </w:rPr>
@@ -715,7 +868,7 @@
               <w:t xml:space="preserve">Адрес регистрации: </w:t>
             </w:r>
             <w:r>
-              <w:t xml:space="preserve">143400, г. Красногорск, ш. Кутузовский, д. 85, кв. 134</w:t>
+              <w:t xml:space="preserve">101000, г. Москва, просп. Кутузовский, д. 46, кв. 169</w:t>
             </w:r>
           </w:p>
           <w:p>
@@ -754,7 +907,7 @@
               <w:t xml:space="preserve">Тел.: </w:t>
             </w:r>
             <w:r>
-              <w:t xml:space="preserve">+7 (495) 476-29-22</w:t>
+              <w:t xml:space="preserve">+7 (383) 428-20-26</w:t>
             </w:r>
           </w:p>
           <w:p>
@@ -762,7 +915,7 @@
               <w:t xml:space="preserve">E-mail: </w:t>
             </w:r>
             <w:r>
-              <w:t xml:space="preserve">sokolova@gmail.com</w:t>
+              <w:t xml:space="preserve">sokolova@corp-tehno.ru</w:t>
             </w:r>
           </w:p>
           <w:p/>

--- a/tests/corpus_v2/docs/cx_sale_0027.docx
+++ b/tests/corpus_v2/docs/cx_sale_0027.docx
@@ -475,6 +475,93 @@
         </w:tc>
       </w:tr>
     </w:tbl>
+    <w:p>
+      <w:r>
+        <w:t xml:space="preserve">2.8. </w:t>
+      </w:r>
+      <w:r>
+        <w:t xml:space="preserve">Платёж по налогу перечисляется на код бюджетной классификации </w:t>
+      </w:r>
+      <w:r>
+        <w:t xml:space="preserve">182 101 010 110 110 001 10</w:t>
+      </w:r>
+      <w:r>
+        <w:t xml:space="preserve">, получатель — территориальный орган Федерального казначейства.</w:t>
+      </w:r>
+    </w:p>
+    <w:p>
+      <w:r>
+        <w:t xml:space="preserve">2.9. </w:t>
+      </w:r>
+      <w:r>
+        <w:t xml:space="preserve">Полномочия подтверждаются свидетельством о рождении, выдано </w:t>
+      </w:r>
+      <w:r>
+        <w:t xml:space="preserve">08.11.2024</w:t>
+      </w:r>
+      <w:r>
+        <w:t xml:space="preserve"> отделом ЗАГС.</w:t>
+      </w:r>
+    </w:p>
+    <w:tbl>
+      <w:tblPr>
+        <w:tblW w:w="9360" w:type="dxa"/>
+        <w:tblBorders>
+          <w:top w:val="single" w:sz="4" w:color="auto"/>
+          <w:left w:val="single" w:sz="4" w:color="auto"/>
+          <w:bottom w:val="single" w:sz="4" w:color="auto"/>
+          <w:right w:val="single" w:sz="4" w:color="auto"/>
+          <w:insideH w:val="single" w:sz="4" w:color="auto"/>
+          <w:insideV w:val="single" w:sz="4" w:color="auto"/>
+        </w:tblBorders>
+      </w:tblPr>
+      <w:tblGrid>
+        <w:gridCol w:w="4680"/>
+        <w:gridCol w:w="4680"/>
+      </w:tblGrid>
+      <w:tr>
+        <w:tc>
+          <w:tcPr>
+            <w:tcW w:w="4680" w:type="dxa"/>
+          </w:tcPr>
+          <w:p>
+            <w:r>
+              <w:t xml:space="preserve">7</w:t>
+            </w:r>
+          </w:p>
+        </w:tc>
+        <w:tc>
+          <w:tcPr>
+            <w:tcW w:w="4680" w:type="dxa"/>
+          </w:tcPr>
+          <w:p>
+            <w:r>
+              <w:t xml:space="preserve">РУБ.</w:t>
+            </w:r>
+          </w:p>
+        </w:tc>
+      </w:tr>
+    </w:tbl>
+    <w:p>
+      <w:r>
+        <w:t xml:space="preserve">2.10. </w:t>
+      </w:r>
+      <w:r>
+        <w:t xml:space="preserve">Поставке подлежит насос модели </w:t>
+      </w:r>
+      <w:r>
+        <w:t xml:space="preserve">ЭЦВ-6-10-80h</w:t>
+      </w:r>
+      <w:r>
+        <w:t xml:space="preserve"> и кабель марки </w:t>
+      </w:r>
+      <w:r>
+        <w:t xml:space="preserve">ВВГнг(А)-LSt</w:t>
+      </w:r>
+      <w:r>
+        <w:t xml:space="preserve">.</w:t>
+      </w:r>
+    </w:p>
     <w:p/>
     <w:p>
       <w:r>
@@ -489,7 +576,7 @@
         <w:t xml:space="preserve">3.1. Место исполнения обязательств: </w:t>
       </w:r>
       <w:r>
-        <w:t xml:space="preserve">420111, г. Казань, ш. Заречная, д. 25, кв. 120</w:t>
+        <w:t xml:space="preserve">603000, г. Нижний Новгород, бул. Пушкина, д. 28, кв. 52</w:t>
       </w:r>
       <w:r>
         <w:t xml:space="preserve">.</w:t>
@@ -506,7 +593,7 @@
         <w:t xml:space="preserve"> по телефону </w:t>
       </w:r>
       <w:r>
-        <w:t xml:space="preserve">+7 (499) 304-63-17</w:t>
+        <w:t xml:space="preserve">+7 (843) 159-70-77</w:t>
       </w:r>
       <w:r>
         <w:t xml:space="preserve">.</w:t>
@@ -517,7 +604,7 @@
         <w:t xml:space="preserve">3.3. Срок исполнения обязательств — </w:t>
       </w:r>
       <w:r>
-        <w:t xml:space="preserve">не позднее 16.09.2026</w:t>
+        <w:t xml:space="preserve">не позднее 21.08.2026</w:t>
       </w:r>
       <w:r>
         <w:t xml:space="preserve">.</w:t>
@@ -560,7 +647,7 @@
         <w:t xml:space="preserve">, но не более </w:t>
       </w:r>
       <w:r>
-        <w:t xml:space="preserve">15% от цены Договора</w:t>
+        <w:t xml:space="preserve">21% от цены Договора</w:t>
       </w:r>
       <w:r>
         <w:t xml:space="preserve">.</w:t>

--- a/tests/corpus_v2/docs/cx_sale_0027.docx
+++ b/tests/corpus_v2/docs/cx_sale_0027.docx
@@ -128,7 +128,7 @@
         <w:t xml:space="preserve">Расчёты производятся через аккредитив, открываемый Покупателем. Сумма аккредитива: </w:t>
       </w:r>
       <w:r>
-        <w:t xml:space="preserve">Три миллиона пятьсот десять тысяч рублей 00 копеек</w:t>
+        <w:t xml:space="preserve">Шестьсот двадцать пять тысяч рублей 00 копеек</w:t>
       </w:r>
       <w:r>
         <w:t xml:space="preserve">, включая НДС </w:t>
@@ -140,7 +140,102 @@
         <w:t xml:space="preserve"> в размере </w:t>
       </w:r>
       <w:r>
-        <w:t xml:space="preserve">282 000,4 (Двести восемьдесят две тысячи) руб.</w:t>
+        <w:t xml:space="preserve">68 400 000,5 (Шестьдесят восемь миллионов четыреста тысяч) руб.</w:t>
+      </w:r>
+      <w:r>
+        <w:t xml:space="preserve">.</w:t>
+      </w:r>
+    </w:p>
+    <w:p>
+      <w:r>
+        <w:t xml:space="preserve">1.5. </w:t>
+      </w:r>
+      <w:r>
+        <w:t xml:space="preserve">Отгрузка оформляется товарной накладной № </w:t>
+      </w:r>
+      <w:r>
+        <w:t xml:space="preserve">048275023</w:t>
+      </w:r>
+      <w:r>
+        <w:t xml:space="preserve">. Позиция учитывается в каталоге поставщика под номером </w:t>
+      </w:r>
+      <w:r>
+        <w:t xml:space="preserve">044462161</w:t>
+      </w:r>
+      <w:r>
+        <w:t xml:space="preserve">. Заводской номер насоса — </w:t>
+      </w:r>
+      <w:r>
+        <w:t xml:space="preserve">044689157</w:t>
+      </w:r>
+      <w:r>
+        <w:t xml:space="preserve">.</w:t>
+      </w:r>
+    </w:p>
+    <w:p>
+      <w:r>
+        <w:t xml:space="preserve">1.6. </w:t>
+      </w:r>
+      <w:r>
+        <w:t xml:space="preserve">Расходы отражаются по коду цели </w:t>
+      </w:r>
+      <w:r>
+        <w:t xml:space="preserve">043634323</w:t>
+      </w:r>
+      <w:r>
+        <w:t xml:space="preserve">, установленному приказом Минфина России от 01.12.2010 № 157н. </w:t>
+      </w:r>
+      <w:r>
+        <w:t xml:space="preserve">БИК не указан, номер заявки — </w:t>
+      </w:r>
+      <w:r>
+        <w:t xml:space="preserve">046864158</w:t>
+      </w:r>
+      <w:r>
+        <w:t xml:space="preserve">.</w:t>
+      </w:r>
+    </w:p>
+    <w:p>
+      <w:r>
+        <w:t xml:space="preserve">1.7. </w:t>
+      </w:r>
+      <w:r>
+        <w:t xml:space="preserve">Учёт потребления ведётся по лицевому счёту </w:t>
+      </w:r>
+      <w:r>
+        <w:t xml:space="preserve">87495322866</w:t>
+      </w:r>
+      <w:r>
+        <w:t xml:space="preserve">. Приложение к настоящему разделу зарегистрировано за номером </w:t>
+      </w:r>
+      <w:r>
+        <w:t xml:space="preserve">84368981437</w:t>
+      </w:r>
+      <w:r>
+        <w:t xml:space="preserve">. Счётчик имеет заводской номер </w:t>
+      </w:r>
+      <w:r>
+        <w:t xml:space="preserve">86102143814</w:t>
+      </w:r>
+      <w:r>
+        <w:t xml:space="preserve">.</w:t>
+      </w:r>
+    </w:p>
+    <w:p>
+      <w:r>
+        <w:t xml:space="preserve">1.8. </w:t>
+      </w:r>
+      <w:r>
+        <w:t xml:space="preserve">Сведения внесены в реестр за номером </w:t>
+      </w:r>
+      <w:r>
+        <w:t xml:space="preserve">81916995763</w:t>
+      </w:r>
+      <w:r>
+        <w:t xml:space="preserve"> в порядке статьи 434 Гражданского кодекса Российской Федерации. Исходящий номер уведомления — </w:t>
+      </w:r>
+      <w:r>
+        <w:t xml:space="preserve">81093927828</w:t>
       </w:r>
       <w:r>
         <w:t xml:space="preserve">.</w:t>
@@ -171,7 +266,7 @@
         <w:t xml:space="preserve">2.2. Налог: </w:t>
       </w:r>
       <w:r>
-        <w:t xml:space="preserve">15 (пятнадцать) процентов от стоимости неоплаченных работ</w:t>
+        <w:t xml:space="preserve">5 (пять) процентов от стоимости неоплаченных работ</w:t>
       </w:r>
       <w:r>
         <w:t xml:space="preserve">, но не более </w:t>
@@ -188,7 +283,7 @@
         <w:t xml:space="preserve">2.3. Срок оплаты — </w:t>
       </w:r>
       <w:r>
-        <w:t xml:space="preserve">в течение 5 банковских дней с момента выставления счета</w:t>
+        <w:t xml:space="preserve">в течение 14 банковских дней с момента выставления счета</w:t>
       </w:r>
       <w:r>
         <w:t xml:space="preserve">.</w:t>
@@ -208,7 +303,7 @@
         <w:t xml:space="preserve">, артикул </w:t>
       </w:r>
       <w:r>
-        <w:t xml:space="preserve">RM-8468-62</w:t>
+        <w:t xml:space="preserve">RM-4536-23</w:t>
       </w:r>
       <w:r>
         <w:t xml:space="preserve">, код </w:t>
@@ -268,49 +363,49 @@
         <w:t xml:space="preserve">. Товар отгружается с сопроводительным документом паспорт качества № </w:t>
       </w:r>
       <w:r>
-        <w:t xml:space="preserve">93 08 897978</w:t>
+        <w:t xml:space="preserve">48 12 250067</w:t>
       </w:r>
       <w:r>
         <w:t xml:space="preserve">. К партии приложен паспорт изделия № </w:t>
       </w:r>
       <w:r>
-        <w:t xml:space="preserve">96 16 061042</w:t>
+        <w:t xml:space="preserve">31 19 113398</w:t>
       </w:r>
       <w:r>
         <w:t xml:space="preserve">. Оборудование поставляется с паспортом транспортного средства № </w:t>
       </w:r>
       <w:r>
-        <w:t xml:space="preserve">37 01 286989</w:t>
+        <w:t xml:space="preserve">37 01 696547</w:t>
       </w:r>
       <w:r>
         <w:t xml:space="preserve">. Приёмка производится согласно техническому паспорту </w:t>
       </w:r>
       <w:r>
-        <w:t xml:space="preserve">47 02 948492</w:t>
+        <w:t xml:space="preserve">48 02 869153</w:t>
       </w:r>
       <w:r>
         <w:t xml:space="preserve">. СНИЛС не указан, номер заказа </w:t>
       </w:r>
       <w:r>
-        <w:t xml:space="preserve">797-968-431 37</w:t>
+        <w:t xml:space="preserve">349-627-194 45</w:t>
       </w:r>
       <w:r>
         <w:t xml:space="preserve">. Дата рождения не проставлена, документ выдан </w:t>
       </w:r>
       <w:r>
-        <w:t xml:space="preserve">12.08.2018</w:t>
+        <w:t xml:space="preserve">08.06.2020</w:t>
       </w:r>
       <w:r>
         <w:t xml:space="preserve">. Код подразделения, см. артикул </w:t>
       </w:r>
       <w:r>
-        <w:t xml:space="preserve">488-503</w:t>
+        <w:t xml:space="preserve">156-020</w:t>
       </w:r>
       <w:r>
         <w:t xml:space="preserve">. Цена — </w:t>
       </w:r>
       <w:r>
-        <w:t xml:space="preserve">не менее 9 290 000 (Девяти миллионов двухсот девяноста тысяч) рублей</w:t>
+        <w:t xml:space="preserve">не менее 7 600 000 (Семи миллионов шестисот тысяч) рублей</w:t>
       </w:r>
       <w:r>
         <w:t xml:space="preserve">, в т.ч. НДС </w:t>
@@ -330,25 +425,25 @@
         <w:t xml:space="preserve">Товар маркирован штрихкодом </w:t>
       </w:r>
       <w:r>
-        <w:t xml:space="preserve">4604862370488</w:t>
+        <w:t xml:space="preserve">4602007563054</w:t>
       </w:r>
       <w:r>
         <w:t xml:space="preserve">. Код контрагента по ОКПО — </w:t>
       </w:r>
       <w:r>
-        <w:t xml:space="preserve">3179571068</w:t>
+        <w:t xml:space="preserve">8689278313</w:t>
       </w:r>
       <w:r>
         <w:t xml:space="preserve">. Оборудование учтено под инвентарным номером </w:t>
       </w:r>
       <w:r>
-        <w:t xml:space="preserve">043009286</w:t>
+        <w:t xml:space="preserve">045614310</w:t>
       </w:r>
       <w:r>
         <w:t xml:space="preserve">, складской позиции присвоен номер </w:t>
       </w:r>
       <w:r>
-        <w:t xml:space="preserve">384749586</w:t>
+        <w:t xml:space="preserve">283377467</w:t>
       </w:r>
       <w:r>
         <w:t xml:space="preserve">.</w:t>
@@ -362,19 +457,19 @@
         <w:t xml:space="preserve">Оплата по счёту-фактуре на КБК </w:t>
       </w:r>
       <w:r>
-        <w:t xml:space="preserve">18210101011011000130</w:t>
+        <w:t xml:space="preserve">18210101011011000174</w:t>
       </w:r>
       <w:r>
         <w:t xml:space="preserve">. ИНН не присвоен, регистрационный № </w:t>
       </w:r>
       <w:r>
-        <w:t xml:space="preserve">2131964441</w:t>
+        <w:t xml:space="preserve">1471820598</w:t>
       </w:r>
       <w:r>
         <w:t xml:space="preserve">. ИНН не присвоен, платёжный документ № </w:t>
       </w:r>
       <w:r>
-        <w:t xml:space="preserve">229307570399</w:t>
+        <w:t xml:space="preserve">134914296563</w:t>
       </w:r>
       <w:r>
         <w:t xml:space="preserve">. Заказчик действует в лице </w:t>
@@ -394,13 +489,13 @@
         <w:t xml:space="preserve">Массовая доля влаги в товаре — </w:t>
       </w:r>
       <w:r>
-        <w:t xml:space="preserve">не более 11 %</w:t>
+        <w:t xml:space="preserve">не более 10 %</w:t>
       </w:r>
       <w:r>
         <w:t xml:space="preserve">. Товар подлежит хранению </w:t>
       </w:r>
       <w:r>
-        <w:t xml:space="preserve">в течение 24 часов</w:t>
+        <w:t xml:space="preserve">в течение 12 часов</w:t>
       </w:r>
       <w:r>
         <w:t xml:space="preserve"> при температуре не выше +4 °C. Срок исковой давности по требованиям, вытекающим из Договора, составляет </w:t>
@@ -469,7 +564,7 @@
           </w:tcPr>
           <w:p>
             <w:r>
-              <w:t xml:space="preserve">4992173302</w:t>
+              <w:t xml:space="preserve">1548099567</w:t>
             </w:r>
           </w:p>
         </w:tc>
@@ -497,7 +592,7 @@
         <w:t xml:space="preserve">Полномочия подтверждаются свидетельством о рождении, выдано </w:t>
       </w:r>
       <w:r>
-        <w:t xml:space="preserve">08.11.2024</w:t>
+        <w:t xml:space="preserve">04.10.2013</w:t>
       </w:r>
       <w:r>
         <w:t xml:space="preserve"> отделом ЗАГС.</w:t>
@@ -526,7 +621,7 @@
           </w:tcPr>
           <w:p>
             <w:r>
-              <w:t xml:space="preserve">7</w:t>
+              <w:t xml:space="preserve">3</w:t>
             </w:r>
           </w:p>
         </w:tc>
@@ -576,7 +671,7 @@
         <w:t xml:space="preserve">3.1. Место исполнения обязательств: </w:t>
       </w:r>
       <w:r>
-        <w:t xml:space="preserve">603000, г. Нижний Новгород, бул. Пушкина, д. 28, кв. 52</w:t>
+        <w:t xml:space="preserve">630099, г. Новосибирск, ш. Пушкина, д. 17, кв. 41</w:t>
       </w:r>
       <w:r>
         <w:t xml:space="preserve">.</w:t>
@@ -593,7 +688,7 @@
         <w:t xml:space="preserve"> по телефону </w:t>
       </w:r>
       <w:r>
-        <w:t xml:space="preserve">+7 (843) 159-70-77</w:t>
+        <w:t xml:space="preserve">+7 (812) 366-30-95</w:t>
       </w:r>
       <w:r>
         <w:t xml:space="preserve">.</w:t>
@@ -604,7 +699,111 @@
         <w:t xml:space="preserve">3.3. Срок исполнения обязательств — </w:t>
       </w:r>
       <w:r>
-        <w:t xml:space="preserve">не позднее 21.08.2026</w:t>
+        <w:t xml:space="preserve">не позднее 06.03.2025</w:t>
+      </w:r>
+      <w:r>
+        <w:t xml:space="preserve">.</w:t>
+      </w:r>
+    </w:p>
+    <w:p>
+      <w:r>
+        <w:t xml:space="preserve">3.4. </w:t>
+      </w:r>
+      <w:r>
+        <w:t xml:space="preserve">Оплата производится за счёт бюджетных средств, КБК </w:t>
+      </w:r>
+      <w:r>
+        <w:t xml:space="preserve">18200523366419425148</w:t>
+      </w:r>
+      <w:r>
+        <w:t xml:space="preserve">. Показания счётчика снимаются по прибору с заводским номером </w:t>
+      </w:r>
+      <w:r>
+        <w:t xml:space="preserve">39184621975371202635</w:t>
+      </w:r>
+      <w:r>
+        <w:t xml:space="preserve">.</w:t>
+      </w:r>
+    </w:p>
+    <w:p>
+      <w:r>
+        <w:t xml:space="preserve">3.5. </w:t>
+      </w:r>
+      <w:r>
+        <w:t xml:space="preserve">Счёт на оплату содержит УИН </w:t>
+      </w:r>
+      <w:r>
+        <w:t xml:space="preserve">18209997449262936368</w:t>
+      </w:r>
+      <w:r>
+        <w:t xml:space="preserve">. Счёт-проформа зарегистрирован за номером </w:t>
+      </w:r>
+      <w:r>
+        <w:t xml:space="preserve">77834454117841848025</w:t>
+      </w:r>
+      <w:r>
+        <w:t xml:space="preserve">. Списание со счёта производится в очерёдности статьи 855 Гражданского кодекса Российской Федерации, код вида дохода </w:t>
+      </w:r>
+      <w:r>
+        <w:t xml:space="preserve">18210558880776915421</w:t>
+      </w:r>
+      <w:r>
+        <w:t xml:space="preserve">.</w:t>
+      </w:r>
+    </w:p>
+    <w:p>
+      <w:r>
+        <w:t xml:space="preserve">3.6. </w:t>
+      </w:r>
+      <w:r>
+        <w:t xml:space="preserve">ИНН иностранного контрагента не присваивается; номер записи в торговом реестре — </w:t>
+      </w:r>
+      <w:r>
+        <w:t xml:space="preserve">1674303711</w:t>
+      </w:r>
+      <w:r>
+        <w:t xml:space="preserve">. ИНН см. в приложении; спецификация № </w:t>
+      </w:r>
+      <w:r>
+        <w:t xml:space="preserve">2697231210</w:t>
+      </w:r>
+      <w:r>
+        <w:t xml:space="preserve">. Постановка на учёт производится по статье 84 Налогового кодекса Российской Федерации, решение № </w:t>
+      </w:r>
+      <w:r>
+        <w:t xml:space="preserve">4992173302</w:t>
+      </w:r>
+      <w:r>
+        <w:t xml:space="preserve">.</w:t>
+      </w:r>
+    </w:p>
+    <w:p>
+      <w:r>
+        <w:t xml:space="preserve">3.7. </w:t>
+      </w:r>
+      <w:r>
+        <w:t xml:space="preserve">Номер партии по системе прослеживаемости — </w:t>
+      </w:r>
+      <w:r>
+        <w:t xml:space="preserve">5104221796</w:t>
+      </w:r>
+      <w:r>
+        <w:t xml:space="preserve">. Массовая доля примеси в товаре — не более </w:t>
+      </w:r>
+      <w:r>
+        <w:t xml:space="preserve">0,7 %</w:t>
+      </w:r>
+      <w:r>
+        <w:t xml:space="preserve">. Погрешность измерения прибора — не более </w:t>
+      </w:r>
+      <w:r>
+        <w:t xml:space="preserve">0,8 %</w:t>
+      </w:r>
+      <w:r>
+        <w:t xml:space="preserve">. Оборудованию присвоен заводской номер </w:t>
+      </w:r>
+      <w:r>
+        <w:t xml:space="preserve">7092623682</w:t>
       </w:r>
       <w:r>
         <w:t xml:space="preserve">.</w:t>
@@ -647,7 +846,7 @@
         <w:t xml:space="preserve">, но не более </w:t>
       </w:r>
       <w:r>
-        <w:t xml:space="preserve">21% от цены Договора</w:t>
+        <w:t xml:space="preserve">12% от цены Договора</w:t>
       </w:r>
       <w:r>
         <w:t xml:space="preserve">.</w:t>
@@ -669,7 +868,7 @@
         <w:t xml:space="preserve">Сторона, для которой создалась невозможность исполнения, обязана уведомить другую Сторону. Срок уведомления — </w:t>
       </w:r>
       <w:r>
-        <w:t xml:space="preserve">в течение 7 рабочих дней с момента заключения контракта</w:t>
+        <w:t xml:space="preserve">в течение 5 рабочих дней с момента заключения контракта</w:t>
       </w:r>
       <w:r>
         <w:t xml:space="preserve">.</w:t>
@@ -683,7 +882,125 @@
         <w:t xml:space="preserve">Все споры и разногласия решаются путём переговоров. Претензионный порядок обязателен, срок ответа на претензию — </w:t>
       </w:r>
       <w:r>
-        <w:t xml:space="preserve">в течение 60 (Шестидесяти) дней с момента выставления счета</w:t>
+        <w:t xml:space="preserve">в течение 45 (Сорока пяти) дней с момента выставления счета</w:t>
+      </w:r>
+      <w:r>
+        <w:t xml:space="preserve">.</w:t>
+      </w:r>
+    </w:p>
+    <w:p>
+      <w:r>
+        <w:t xml:space="preserve">4.6. </w:t>
+      </w:r>
+      <w:r>
+        <w:t xml:space="preserve">ИНН физического лица отсутствует, лицевой счёт абонента </w:t>
+      </w:r>
+      <w:r>
+        <w:t xml:space="preserve">179833657967</w:t>
+      </w:r>
+      <w:r>
+        <w:t xml:space="preserve">. ИНН приведён в приложении, код позиции </w:t>
+      </w:r>
+      <w:r>
+        <w:t xml:space="preserve">724060299456</w:t>
+      </w:r>
+      <w:r>
+        <w:t xml:space="preserve">. В силу статьи 86 Налогового кодекса Российской Федерации ИНН запрашивается налоговым органом; номер запроса — </w:t>
+      </w:r>
+      <w:r>
+        <w:t xml:space="preserve">404085165891</w:t>
+      </w:r>
+      <w:r>
+        <w:t xml:space="preserve">.</w:t>
+      </w:r>
+    </w:p>
+    <w:p>
+      <w:r>
+        <w:t xml:space="preserve">4.7. </w:t>
+      </w:r>
+      <w:r>
+        <w:t xml:space="preserve">Товарная накладная на партию имеет номер </w:t>
+      </w:r>
+      <w:r>
+        <w:t xml:space="preserve">845759448247</w:t>
+      </w:r>
+      <w:r>
+        <w:t xml:space="preserve">. Заводской номер контрольного модуля — </w:t>
+      </w:r>
+      <w:r>
+        <w:t xml:space="preserve">383163263552</w:t>
+      </w:r>
+      <w:r>
+        <w:t xml:space="preserve">. Уклон монтируемой кровли составляет </w:t>
+      </w:r>
+      <w:r>
+        <w:t xml:space="preserve">7 %</w:t>
+      </w:r>
+      <w:r>
+        <w:t xml:space="preserve">.</w:t>
+      </w:r>
+    </w:p>
+    <w:p>
+      <w:r>
+        <w:t xml:space="preserve">4.8. </w:t>
+      </w:r>
+      <w:r>
+        <w:t xml:space="preserve">Предельная доля иностранного участия в уставном капитале установлена законом и составляет </w:t>
+      </w:r>
+      <w:r>
+        <w:t xml:space="preserve">25 %</w:t>
+      </w:r>
+      <w:r>
+        <w:t xml:space="preserve"> согласно Федеральному закону об иностранных инвестициях. Приложением № 3 установлена доля брака не более </w:t>
+      </w:r>
+      <w:r>
+        <w:t xml:space="preserve">3,1 %</w:t>
+      </w:r>
+      <w:r>
+        <w:t xml:space="preserve">.</w:t>
+      </w:r>
+    </w:p>
+    <w:p>
+      <w:r>
+        <w:t xml:space="preserve">4.9. </w:t>
+      </w:r>
+      <w:r>
+        <w:t xml:space="preserve">Изготовитель установил срок годности </w:t>
+      </w:r>
+      <w:r>
+        <w:t xml:space="preserve">в течение 24 месяцев</w:t>
+      </w:r>
+      <w:r>
+        <w:t xml:space="preserve"> с даты изготовления. Бетонная смесь выдерживается </w:t>
+      </w:r>
+      <w:r>
+        <w:t xml:space="preserve">в течение 24 часов</w:t>
+      </w:r>
+      <w:r>
+        <w:t xml:space="preserve"> при температуре не ниже +5 °C.</w:t>
+      </w:r>
+    </w:p>
+    <w:p>
+      <w:r>
+        <w:t xml:space="preserve">4.10. </w:t>
+      </w:r>
+      <w:r>
+        <w:t xml:space="preserve">Требования по качеству работ заявляются </w:t>
+      </w:r>
+      <w:r>
+        <w:t xml:space="preserve">в течение одного года</w:t>
+      </w:r>
+      <w:r>
+        <w:t xml:space="preserve"> в силу статьи 725 Гражданского кодекса Российской Федерации. Поставщик работает на рынке </w:t>
+      </w:r>
+      <w:r>
+        <w:t xml:space="preserve">в течение 24 лет</w:t>
+      </w:r>
+      <w:r>
+        <w:t xml:space="preserve">. Отчётный период по Договору завершается </w:t>
+      </w:r>
+      <w:r>
+        <w:t xml:space="preserve">не позднее 24.07.2024</w:t>
       </w:r>
       <w:r>
         <w:t xml:space="preserve">.</w:t>
@@ -708,7 +1025,7 @@
         <w:rPr>
           <w:b/>
         </w:rPr>
-        <w:t xml:space="preserve">не позднее 27.02.20</w:t>
+        <w:t xml:space="preserve">не позднее 05.03.20</w:t>
       </w:r>
       <w:r>
         <w:t xml:space="preserve">26</w:t>
@@ -725,10 +1042,10 @@
         <w:rPr>
           <w:b/>
         </w:rPr>
-        <w:t xml:space="preserve">20/20</w:t>
-      </w:r>
-      <w:r>
-        <w:t xml:space="preserve">23-А</w:t>
+        <w:t xml:space="preserve">95/20</w:t>
+      </w:r>
+      <w:r>
+        <w:t xml:space="preserve">23-К</w:t>
       </w:r>
       <w:r>
         <w:t xml:space="preserve">.</w:t>
@@ -742,10 +1059,10 @@
         <w:rPr>
           <w:b/>
         </w:rPr>
-        <w:t xml:space="preserve">3 6</w:t>
-      </w:r>
-      <w:r>
-        <w:t xml:space="preserve">80 000,5 (Три миллиона шестьсот восемьдесят тысяч) руб.</w:t>
+        <w:t xml:space="preserve">6 3</w:t>
+      </w:r>
+      <w:r>
+        <w:t xml:space="preserve">60 000,4 (Шесть миллионов триста шестьдесят тысяч) руб.</w:t>
       </w:r>
       <w:r>
         <w:t xml:space="preserve">.</w:t>
@@ -756,7 +1073,7 @@
         <w:t xml:space="preserve">9.4. Контрольная запись: </w:t>
       </w:r>
       <w:r>
-        <w:t xml:space="preserve">1/300­ ключевой ставки ЦБ РФ ‍от общей суммы счета</w:t>
+        <w:t xml:space="preserve">1/300 ключев ой ста⁠вки ЦБ РФ от общей суммы счета</w:t>
       </w:r>
       <w:r>
         <w:t xml:space="preserve">.</w:t>
@@ -778,7 +1095,7 @@
       </w:r>
       <w:fldSimple w:instr=" DOCPROPERTY &quot;Value&quot; \* MERGEFORMAT ">
         <w:r>
-          <w:t xml:space="preserve">5 (пять) процентов от цены Договора</w:t>
+          <w:t xml:space="preserve">10 (десять) процентов от цены Договора</w:t>
         </w:r>
       </w:fldSimple>
       <w:r>
@@ -798,7 +1115,7 @@
         </w:sdtPr>
         <w:sdtContent>
           <w:r>
-            <w:t xml:space="preserve">в течение 60 календарных дней с момента поступления денежных средств на расчетный счет</w:t>
+            <w:t xml:space="preserve">в течение 14 календарных дней с момента поступления денежных средств на расчетный счет</w:t>
           </w:r>
         </w:sdtContent>
       </w:sdt>
@@ -854,7 +1171,7 @@
               <w:t xml:space="preserve">Юридический адрес: </w:t>
             </w:r>
             <w:r>
-              <w:t xml:space="preserve">143400, г. Красногорск, просп. Садовая, д. 1, кв. 33</w:t>
+              <w:t xml:space="preserve">443010, г. Самара, ш. Победы, д. 57, кв. 99</w:t>
             </w:r>
           </w:p>
           <w:p>
@@ -909,7 +1226,7 @@
               <w:t xml:space="preserve">Тел.: </w:t>
             </w:r>
             <w:r>
-              <w:t xml:space="preserve">+7 (812) 992-78-22</w:t>
+              <w:t xml:space="preserve">+7 (812) 574-64-89</w:t>
             </w:r>
           </w:p>
           <w:p>
@@ -955,7 +1272,7 @@
               <w:t xml:space="preserve">Адрес регистрации: </w:t>
             </w:r>
             <w:r>
-              <w:t xml:space="preserve">101000, г. Москва, просп. Кутузовский, д. 46, кв. 169</w:t>
+              <w:t xml:space="preserve">614000, г. Пермь, ул. Строителей, д. 65, кв. 38</w:t>
             </w:r>
           </w:p>
           <w:p>
@@ -994,7 +1311,7 @@
               <w:t xml:space="preserve">Тел.: </w:t>
             </w:r>
             <w:r>
-              <w:t xml:space="preserve">+7 (383) 428-20-26</w:t>
+              <w:t xml:space="preserve">+7 (846) 835-64-87</w:t>
             </w:r>
           </w:p>
           <w:p>
@@ -1002,7 +1319,7 @@
               <w:t xml:space="preserve">E-mail: </w:t>
             </w:r>
             <w:r>
-              <w:t xml:space="preserve">sokolova@corp-tehno.ru</w:t>
+              <w:t xml:space="preserve">sokolova@yandex.ru</w:t>
             </w:r>
           </w:p>
           <w:p/>

--- a/tests/corpus_v2/docs/cx_sale_0027.docx
+++ b/tests/corpus_v2/docs/cx_sale_0027.docx
@@ -1123,6 +1123,37 @@
         <w:t xml:space="preserve">.</w:t>
       </w:r>
     </w:p>
+    <w:p>
+      <w:r>
+        <w:rPr>
+          <w:b/>
+        </w:rPr>
+        <w:t xml:space="preserve">6. ОСОБЫЕ УСЛОВИЯ ОТДЕЛЬНЫХ ВИДОВ ДАННЫХ</w:t>
+      </w:r>
+    </w:p>
+    <w:p>
+      <w:r>
+        <w:t xml:space="preserve">6.1. Полномочия представителя подтверждены доверенностью, реестровый номер </w:t>
+      </w:r>
+      <w:r>
+        <w:t xml:space="preserve">50/121-н/50-2023-4-88</w:t>
+      </w:r>
+      <w:r>
+        <w:t xml:space="preserve">.</w:t>
+      </w:r>
+    </w:p>
+    <w:p>
+      <w:r>
+        <w:t xml:space="preserve">6.2. Для сопоставления в учёте указывается: </w:t>
+      </w:r>
+      <w:r>
+        <w:t xml:space="preserve">пп. 4/5-1 и 7/2-3 Правил страхования</w:t>
+      </w:r>
+      <w:r>
+        <w:t xml:space="preserve">.</w:t>
+      </w:r>
+    </w:p>
+    <w:p/>
     <w:p>
       <w:r>
         <w:rPr>

--- a/tests/corpus_v2/docs/cx_sale_0027.docx
+++ b/tests/corpus_v2/docs/cx_sale_0027.docx
@@ -1133,21 +1133,87 @@
     </w:p>
     <w:p>
       <w:r>
-        <w:t xml:space="preserve">6.1. Полномочия представителя подтверждены доверенностью, реестровый номер </w:t>
-      </w:r>
-      <w:r>
-        <w:t xml:space="preserve">50/121-н/50-2023-4-88</w:t>
-      </w:r>
-      <w:r>
-        <w:t xml:space="preserve">.</w:t>
-      </w:r>
-    </w:p>
-    <w:p>
-      <w:r>
-        <w:t xml:space="preserve">6.2. Для сопоставления в учёте указывается: </w:t>
-      </w:r>
-      <w:r>
-        <w:t xml:space="preserve">пп. 4/5-1 и 7/2-3 Правил страхования</w:t>
+        <w:t xml:space="preserve">6.1. Работы выполняются на основании ранее заключённого Договора № </w:t>
+      </w:r>
+      <w:r>
+        <w:t xml:space="preserve">2/17</w:t>
+      </w:r>
+      <w:r>
+        <w:t xml:space="preserve"> между теми же сторонами.</w:t>
+      </w:r>
+    </w:p>
+    <w:p>
+      <w:r>
+        <w:t xml:space="preserve">6.2. Первичные документы: </w:t>
+      </w:r>
+      <w:r>
+        <w:t xml:space="preserve">как указано в пункте 4.2 настоящего Договора</w:t>
+      </w:r>
+      <w:r>
+        <w:t xml:space="preserve">.</w:t>
+      </w:r>
+    </w:p>
+    <w:p>
+      <w:r>
+        <w:t xml:space="preserve">6.3. Запись о лицензии внесена в реестр за регистрационным номером </w:t>
+      </w:r>
+      <w:r>
+        <w:t xml:space="preserve">731004592</w:t>
+      </w:r>
+      <w:r>
+        <w:t xml:space="preserve">.</w:t>
+      </w:r>
+    </w:p>
+    <w:p>
+      <w:r>
+        <w:t xml:space="preserve">6.4. Внутренний учёт ведётся отдельно: </w:t>
+      </w:r>
+      <w:r>
+        <w:t xml:space="preserve">инвентарный номер 123456789</w:t>
+      </w:r>
+      <w:r>
+        <w:t xml:space="preserve">.</w:t>
+      </w:r>
+    </w:p>
+    <w:p>
+      <w:r>
+        <w:t xml:space="preserve">6.5. Полномочия представителя подтверждены доверенностью, реестровый номер </w:t>
+      </w:r>
+      <w:r>
+        <w:t xml:space="preserve">78/1445-н/78-2022-12-7</w:t>
+      </w:r>
+      <w:r>
+        <w:t xml:space="preserve">.</w:t>
+      </w:r>
+    </w:p>
+    <w:p>
+      <w:r>
+        <w:t xml:space="preserve">6.6. Для сопоставления в учёте указывается: </w:t>
+      </w:r>
+      <w:r>
+        <w:t xml:space="preserve">кадастровый номер 77:01:0004012:2211</w:t>
+      </w:r>
+      <w:r>
+        <w:t xml:space="preserve">.</w:t>
+      </w:r>
+    </w:p>
+    <w:p>
+      <w:r>
+        <w:t xml:space="preserve">6.7. Решение принято большинством в </w:t>
+      </w:r>
+      <w:r>
+        <w:t xml:space="preserve">9 % уставного капитала общества</w:t>
+      </w:r>
+      <w:r>
+        <w:t xml:space="preserve"> от общего числа голосов членов совета директоров.</w:t>
+      </w:r>
+    </w:p>
+    <w:p>
+      <w:r>
+        <w:t xml:space="preserve">6.8. Кворум определяется уставом: </w:t>
+      </w:r>
+      <w:r>
+        <w:t xml:space="preserve">доля брака не превышает 1 % партии</w:t>
       </w:r>
       <w:r>
         <w:t xml:space="preserve">.</w:t>

--- a/tests/corpus_v2/docs/cx_sale_0027.docx
+++ b/tests/corpus_v2/docs/cx_sale_0027.docx
@@ -1133,10 +1133,32 @@
     </w:p>
     <w:p>
       <w:r>
-        <w:t xml:space="preserve">6.1. Работы выполняются на основании ранее заключённого Договора № </w:t>
-      </w:r>
-      <w:r>
-        <w:t xml:space="preserve">2/17</w:t>
+        <w:t xml:space="preserve">6.1. Стороны ранее заключили </w:t>
+      </w:r>
+      <w:r>
+        <w:t xml:space="preserve">лицензионный договор</w:t>
+      </w:r>
+      <w:r>
+        <w:t xml:space="preserve"> на сопоставимых условиях.</w:t>
+      </w:r>
+    </w:p>
+    <w:p>
+      <w:r>
+        <w:t xml:space="preserve">6.2. Прочие условия: </w:t>
+      </w:r>
+      <w:r>
+        <w:t xml:space="preserve">поставка товара осуществляется партиями по заявкам</w:t>
+      </w:r>
+      <w:r>
+        <w:t xml:space="preserve">.</w:t>
+      </w:r>
+    </w:p>
+    <w:p>
+      <w:r>
+        <w:t xml:space="preserve">6.3. Работы выполняются на основании ранее заключённого Договора № </w:t>
+      </w:r>
+      <w:r>
+        <w:t xml:space="preserve">01Ф-00034/16-124Д</w:t>
       </w:r>
       <w:r>
         <w:t xml:space="preserve"> между теми же сторонами.</w:t>
@@ -1144,29 +1166,73 @@
     </w:p>
     <w:p>
       <w:r>
-        <w:t xml:space="preserve">6.2. Первичные документы: </w:t>
-      </w:r>
-      <w:r>
-        <w:t xml:space="preserve">как указано в пункте 4.2 настоящего Договора</w:t>
-      </w:r>
-      <w:r>
-        <w:t xml:space="preserve">.</w:t>
-      </w:r>
-    </w:p>
-    <w:p>
-      <w:r>
-        <w:t xml:space="preserve">6.3. Запись о лицензии внесена в реестр за регистрационным номером </w:t>
-      </w:r>
-      <w:r>
-        <w:t xml:space="preserve">731004592</w:t>
-      </w:r>
-      <w:r>
-        <w:t xml:space="preserve">.</w:t>
-      </w:r>
-    </w:p>
-    <w:p>
-      <w:r>
-        <w:t xml:space="preserve">6.4. Внутренний учёт ведётся отдельно: </w:t>
+        <w:t xml:space="preserve">6.4. Первичные документы: </w:t>
+      </w:r>
+      <w:r>
+        <w:t xml:space="preserve">счёт-фактура выставлена без ссылки на номер</w:t>
+      </w:r>
+      <w:r>
+        <w:t xml:space="preserve">.</w:t>
+      </w:r>
+    </w:p>
+    <w:p>
+      <w:r>
+        <w:t xml:space="preserve">6.5. Паспорт гражданина Российской Федерации выдан </w:t>
+      </w:r>
+      <w:r>
+        <w:t xml:space="preserve">Отделом внутренних дел «Тропарёво» г. Москвы</w:t>
+      </w:r>
+      <w:r>
+        <w:t xml:space="preserve">, паспорт предъявлен при подписании.</w:t>
+      </w:r>
+    </w:p>
+    <w:p>
+      <w:r>
+        <w:t xml:space="preserve">6.6. Сопутствующие сведения: </w:t>
+      </w:r>
+      <w:r>
+        <w:t xml:space="preserve">лицензия выдана Федеральной службой по надзору в сфере образования</w:t>
+      </w:r>
+      <w:r>
+        <w:t xml:space="preserve">.</w:t>
+      </w:r>
+    </w:p>
+    <w:p>
+      <w:r>
+        <w:t xml:space="preserve">6.7. Запись о государственной регистрации внесена регистрирующим органом: </w:t>
+      </w:r>
+      <w:r>
+        <w:t xml:space="preserve">Инспекция ФНС России № 24 по г. Москве</w:t>
+      </w:r>
+      <w:r>
+        <w:t xml:space="preserve">.</w:t>
+      </w:r>
+    </w:p>
+    <w:p>
+      <w:r>
+        <w:t xml:space="preserve">6.8. Общие сведения о регистрации: </w:t>
+      </w:r>
+      <w:r>
+        <w:t xml:space="preserve">выписка из Единого государственного реестра юридических лиц</w:t>
+      </w:r>
+      <w:r>
+        <w:t xml:space="preserve">.</w:t>
+      </w:r>
+    </w:p>
+    <w:p>
+      <w:r>
+        <w:t xml:space="preserve">6.9. Запись о лицензии внесена в реестр за регистрационным номером </w:t>
+      </w:r>
+      <w:r>
+        <w:t xml:space="preserve">144625873</w:t>
+      </w:r>
+      <w:r>
+        <w:t xml:space="preserve">.</w:t>
+      </w:r>
+    </w:p>
+    <w:p>
+      <w:r>
+        <w:t xml:space="preserve">6.10. Внутренний учёт ведётся отдельно: </w:t>
       </w:r>
       <w:r>
         <w:t xml:space="preserve">инвентарный номер 123456789</w:t>
@@ -1177,32 +1243,32 @@
     </w:p>
     <w:p>
       <w:r>
-        <w:t xml:space="preserve">6.5. Полномочия представителя подтверждены доверенностью, реестровый номер </w:t>
-      </w:r>
-      <w:r>
-        <w:t xml:space="preserve">78/1445-н/78-2022-12-7</w:t>
-      </w:r>
-      <w:r>
-        <w:t xml:space="preserve">.</w:t>
-      </w:r>
-    </w:p>
-    <w:p>
-      <w:r>
-        <w:t xml:space="preserve">6.6. Для сопоставления в учёте указывается: </w:t>
-      </w:r>
-      <w:r>
-        <w:t xml:space="preserve">кадастровый номер 77:01:0004012:2211</w:t>
-      </w:r>
-      <w:r>
-        <w:t xml:space="preserve">.</w:t>
-      </w:r>
-    </w:p>
-    <w:p>
-      <w:r>
-        <w:t xml:space="preserve">6.7. Решение принято большинством в </w:t>
-      </w:r>
-      <w:r>
-        <w:t xml:space="preserve">9 % уставного капитала общества</w:t>
+        <w:t xml:space="preserve">6.11. Полномочия представителя подтверждены доверенностью, реестровый номер </w:t>
+      </w:r>
+      <w:r>
+        <w:t xml:space="preserve">50/121-н/50-2023-4-88</w:t>
+      </w:r>
+      <w:r>
+        <w:t xml:space="preserve">.</w:t>
+      </w:r>
+    </w:p>
+    <w:p>
+      <w:r>
+        <w:t xml:space="preserve">6.12. Для сопоставления в учёте указывается: </w:t>
+      </w:r>
+      <w:r>
+        <w:t xml:space="preserve">срок действия 12/2024-06/2025</w:t>
+      </w:r>
+      <w:r>
+        <w:t xml:space="preserve">.</w:t>
+      </w:r>
+    </w:p>
+    <w:p>
+      <w:r>
+        <w:t xml:space="preserve">6.13. Решение принято большинством в </w:t>
+      </w:r>
+      <w:r>
+        <w:t xml:space="preserve">25,5 % голосов от общего числа</w:t>
       </w:r>
       <w:r>
         <w:t xml:space="preserve"> от общего числа голосов членов совета директоров.</w:t>
@@ -1210,7 +1276,7 @@
     </w:p>
     <w:p>
       <w:r>
-        <w:t xml:space="preserve">6.8. Кворум определяется уставом: </w:t>
+        <w:t xml:space="preserve">6.14. Кворум определяется уставом: </w:t>
       </w:r>
       <w:r>
         <w:t xml:space="preserve">доля брака не превышает 1 % партии</w:t>

--- a/tests/corpus_v2/docs/cx_sale_0027.docx
+++ b/tests/corpus_v2/docs/cx_sale_0027.docx
@@ -39,7 +39,7 @@
         <w:t xml:space="preserve">     </w:t>
       </w:r>
       <w:r>
-        <w:t xml:space="preserve">24 января 2024 г.</w:t>
+        <w:t xml:space="preserve">24.01.2024</w:t>
       </w:r>
     </w:p>
     <w:p/>
